--- a/Day21(8_12)/sllm-main-std/report/서브노트_1일차_4반_박영서.docx
+++ b/Day21(8_12)/sllm-main-std/report/서브노트_1일차_4반_박영서.docx
@@ -111,6 +111,463 @@
           <w:sz w:val="21"/>
         </w:rPr>
         <w:t>배울 기회가 없었습니다.</w:t>
+      </w:r>
+    </w:p>
+    <w:p>
+      <w:pPr>
+        <w:spacing w:after="140" w:line="360" w:lineRule="auto"/>
+      </w:pPr>
+      <w:r>
+        <w:rPr>
+          <w:rFonts w:ascii="맑은 고딕" w:hAnsi="맑은 고딕" w:eastAsia="맑은 고딕"/>
+          <w:b w:val="0"/>
+          <w:sz w:val="21"/>
+        </w:rPr>
+        <w:t>1일차 실습에서 그 간극이 네 가지 모양으로 나왔습니다.</w:t>
+      </w:r>
+    </w:p>
+    <w:tbl>
+      <w:tblPr>
+        <w:tblStyle w:val="TableGrid"/>
+        <w:tblW w:type="auto" w:w="0"/>
+        <w:tblLayout w:type="autofit"/>
+        <w:tblLook w:firstColumn="1" w:firstRow="1" w:lastColumn="0" w:lastRow="0" w:noHBand="0" w:noVBand="1" w:val="04A0"/>
+      </w:tblPr>
+      <w:tblGrid>
+        <w:gridCol w:w="3024"/>
+        <w:gridCol w:w="3024"/>
+        <w:gridCol w:w="3024"/>
+      </w:tblGrid>
+      <w:tr>
+        <w:tc>
+          <w:tcPr>
+            <w:tcW w:type="dxa" w:w="3024"/>
+            <w:shd w:val="clear" w:fill="EDF2F7"/>
+          </w:tcPr>
+          <w:p>
+            <w:pPr>
+              <w:spacing w:after="40"/>
+            </w:pPr>
+            <w:r/>
+            <w:r>
+              <w:rPr>
+                <w:rFonts w:ascii="맑은 고딕" w:hAnsi="맑은 고딕" w:eastAsia="맑은 고딕"/>
+                <w:b/>
+                <w:sz w:val="19"/>
+              </w:rPr>
+              <w:t>간극</w:t>
+            </w:r>
+          </w:p>
+        </w:tc>
+        <w:tc>
+          <w:tcPr>
+            <w:tcW w:type="dxa" w:w="3024"/>
+            <w:shd w:val="clear" w:fill="EDF2F7"/>
+          </w:tcPr>
+          <w:p>
+            <w:pPr>
+              <w:spacing w:after="40"/>
+            </w:pPr>
+            <w:r/>
+            <w:r>
+              <w:rPr>
+                <w:rFonts w:ascii="맑은 고딕" w:hAnsi="맑은 고딕" w:eastAsia="맑은 고딕"/>
+                <w:b/>
+                <w:sz w:val="19"/>
+              </w:rPr>
+              <w:t>무엇이 문제인가</w:t>
+            </w:r>
+          </w:p>
+        </w:tc>
+        <w:tc>
+          <w:tcPr>
+            <w:tcW w:type="dxa" w:w="3024"/>
+            <w:shd w:val="clear" w:fill="EDF2F7"/>
+          </w:tcPr>
+          <w:p>
+            <w:pPr>
+              <w:spacing w:after="40"/>
+            </w:pPr>
+            <w:r/>
+            <w:r>
+              <w:rPr>
+                <w:rFonts w:ascii="맑은 고딕" w:hAnsi="맑은 고딕" w:eastAsia="맑은 고딕"/>
+                <w:b/>
+                <w:sz w:val="19"/>
+              </w:rPr>
+              <w:t>실습에서 본 것</w:t>
+            </w:r>
+          </w:p>
+        </w:tc>
+      </w:tr>
+      <w:tr>
+        <w:tc>
+          <w:tcPr>
+            <w:tcW w:type="dxa" w:w="3024"/>
+          </w:tcPr>
+          <w:p>
+            <w:pPr>
+              <w:spacing w:after="40"/>
+            </w:pPr>
+            <w:r/>
+            <w:r>
+              <w:rPr>
+                <w:rFonts w:ascii="맑은 고딕" w:hAnsi="맑은 고딕" w:eastAsia="맑은 고딕"/>
+                <w:b w:val="0"/>
+                <w:sz w:val="19"/>
+              </w:rPr>
+              <w:t>지식</w:t>
+            </w:r>
+          </w:p>
+        </w:tc>
+        <w:tc>
+          <w:tcPr>
+            <w:tcW w:type="dxa" w:w="3024"/>
+          </w:tcPr>
+          <w:p>
+            <w:pPr>
+              <w:spacing w:after="40"/>
+            </w:pPr>
+            <w:r/>
+            <w:r>
+              <w:rPr>
+                <w:rFonts w:ascii="맑은 고딕" w:hAnsi="맑은 고딕" w:eastAsia="맑은 고딕"/>
+                <w:b w:val="0"/>
+                <w:sz w:val="19"/>
+              </w:rPr>
+              <w:t>제도 코드, 금액, 기한 같은 값이 학습 데이터에 없음</w:t>
+            </w:r>
+          </w:p>
+        </w:tc>
+        <w:tc>
+          <w:tcPr>
+            <w:tcW w:type="dxa" w:w="3024"/>
+          </w:tcPr>
+          <w:p>
+            <w:pPr>
+              <w:spacing w:after="40"/>
+            </w:pPr>
+            <w:r/>
+            <w:r>
+              <w:rPr>
+                <w:rFonts w:ascii="D2Coding" w:hAnsi="D2Coding" w:eastAsia="D2Coding"/>
+                <w:color w:val="C0392B"/>
+                <w:sz w:val="18"/>
+              </w:rPr>
+              <w:t>HAI-EDU-2026</w:t>
+            </w:r>
+            <w:r>
+              <w:rPr>
+                <w:rFonts w:ascii="맑은 고딕" w:hAnsi="맑은 고딕" w:eastAsia="맑은 고딕"/>
+                <w:b w:val="0"/>
+                <w:sz w:val="19"/>
+              </w:rPr>
+              <w:t>, 연간 120만원, 수료율 80% 미만 제외는 어떤 범용 모델도 미리 알 수 없습니다</w:t>
+            </w:r>
+          </w:p>
+        </w:tc>
+      </w:tr>
+      <w:tr>
+        <w:tc>
+          <w:tcPr>
+            <w:tcW w:type="dxa" w:w="3024"/>
+          </w:tcPr>
+          <w:p>
+            <w:pPr>
+              <w:spacing w:after="40"/>
+            </w:pPr>
+            <w:r/>
+            <w:r>
+              <w:rPr>
+                <w:rFonts w:ascii="맑은 고딕" w:hAnsi="맑은 고딕" w:eastAsia="맑은 고딕"/>
+                <w:b w:val="0"/>
+                <w:sz w:val="19"/>
+              </w:rPr>
+              <w:t>표현</w:t>
+            </w:r>
+          </w:p>
+        </w:tc>
+        <w:tc>
+          <w:tcPr>
+            <w:tcW w:type="dxa" w:w="3024"/>
+          </w:tcPr>
+          <w:p>
+            <w:pPr>
+              <w:spacing w:after="40"/>
+            </w:pPr>
+            <w:r/>
+            <w:r>
+              <w:rPr>
+                <w:rFonts w:ascii="맑은 고딕" w:hAnsi="맑은 고딕" w:eastAsia="맑은 고딕"/>
+                <w:b w:val="0"/>
+                <w:sz w:val="19"/>
+              </w:rPr>
+              <w:t>사실을 알아도 회사가 정한 순서와 근거 명시 방식으로 못 답함</w:t>
+            </w:r>
+          </w:p>
+        </w:tc>
+        <w:tc>
+          <w:tcPr>
+            <w:tcW w:type="dxa" w:w="3024"/>
+          </w:tcPr>
+          <w:p>
+            <w:pPr>
+              <w:spacing w:after="40"/>
+            </w:pPr>
+            <w:r/>
+            <w:r>
+              <w:rPr>
+                <w:rFonts w:ascii="맑은 고딕" w:hAnsi="맑은 고딕" w:eastAsia="맑은 고딕"/>
+                <w:b w:val="0"/>
+                <w:sz w:val="19"/>
+              </w:rPr>
+              <w:t>승인 절차 질문에서 문서에 없는 예산 계획 검토, 추가 서류 준비가 섞여 나왔습니다</w:t>
+            </w:r>
+          </w:p>
+        </w:tc>
+      </w:tr>
+      <w:tr>
+        <w:tc>
+          <w:tcPr>
+            <w:tcW w:type="dxa" w:w="3024"/>
+          </w:tcPr>
+          <w:p>
+            <w:pPr>
+              <w:spacing w:after="40"/>
+            </w:pPr>
+            <w:r/>
+            <w:r>
+              <w:rPr>
+                <w:rFonts w:ascii="맑은 고딕" w:hAnsi="맑은 고딕" w:eastAsia="맑은 고딕"/>
+                <w:b w:val="0"/>
+                <w:sz w:val="19"/>
+              </w:rPr>
+              <w:t>지어냄</w:t>
+            </w:r>
+          </w:p>
+        </w:tc>
+        <w:tc>
+          <w:tcPr>
+            <w:tcW w:type="dxa" w:w="3024"/>
+          </w:tcPr>
+          <w:p>
+            <w:pPr>
+              <w:spacing w:after="40"/>
+            </w:pPr>
+            <w:r/>
+            <w:r>
+              <w:rPr>
+                <w:rFonts w:ascii="맑은 고딕" w:hAnsi="맑은 고딕" w:eastAsia="맑은 고딕"/>
+                <w:b w:val="0"/>
+                <w:sz w:val="19"/>
+              </w:rPr>
+              <w:t>모르는 것을 모른다고 하지 않음</w:t>
+            </w:r>
+          </w:p>
+        </w:tc>
+        <w:tc>
+          <w:tcPr>
+            <w:tcW w:type="dxa" w:w="3024"/>
+          </w:tcPr>
+          <w:p>
+            <w:pPr>
+              <w:spacing w:after="40"/>
+            </w:pPr>
+            <w:r/>
+            <w:r>
+              <w:rPr>
+                <w:rFonts w:ascii="맑은 고딕" w:hAnsi="맑은 고딕" w:eastAsia="맑은 고딕"/>
+                <w:b w:val="0"/>
+                <w:sz w:val="19"/>
+              </w:rPr>
+              <w:t>수료율 70% 질문에 규정과 정반대로 답했습니다</w:t>
+            </w:r>
+          </w:p>
+        </w:tc>
+      </w:tr>
+      <w:tr>
+        <w:tc>
+          <w:tcPr>
+            <w:tcW w:type="dxa" w:w="3024"/>
+          </w:tcPr>
+          <w:p>
+            <w:pPr>
+              <w:spacing w:after="40"/>
+            </w:pPr>
+            <w:r/>
+            <w:r>
+              <w:rPr>
+                <w:rFonts w:ascii="맑은 고딕" w:hAnsi="맑은 고딕" w:eastAsia="맑은 고딕"/>
+                <w:b w:val="0"/>
+                <w:sz w:val="19"/>
+              </w:rPr>
+              <w:t>데이터 통제</w:t>
+            </w:r>
+          </w:p>
+        </w:tc>
+        <w:tc>
+          <w:tcPr>
+            <w:tcW w:type="dxa" w:w="3024"/>
+          </w:tcPr>
+          <w:p>
+            <w:pPr>
+              <w:spacing w:after="40"/>
+            </w:pPr>
+            <w:r/>
+            <w:r>
+              <w:rPr>
+                <w:rFonts w:ascii="맑은 고딕" w:hAnsi="맑은 고딕" w:eastAsia="맑은 고딕"/>
+                <w:b w:val="0"/>
+                <w:sz w:val="19"/>
+              </w:rPr>
+              <w:t>사내 규정을 외부 API에 넣는 순간 데이터가 밖으로 나감</w:t>
+            </w:r>
+          </w:p>
+        </w:tc>
+        <w:tc>
+          <w:tcPr>
+            <w:tcW w:type="dxa" w:w="3024"/>
+          </w:tcPr>
+          <w:p>
+            <w:pPr>
+              <w:spacing w:after="40"/>
+            </w:pPr>
+            <w:r/>
+            <w:r>
+              <w:rPr>
+                <w:rFonts w:ascii="맑은 고딕" w:hAnsi="맑은 고딕" w:eastAsia="맑은 고딕"/>
+                <w:b w:val="0"/>
+                <w:sz w:val="19"/>
+              </w:rPr>
+              <w:t>임베딩까지 로컬 BGE-M3로 돌렸습니다</w:t>
+            </w:r>
+          </w:p>
+        </w:tc>
+      </w:tr>
+    </w:tbl>
+    <w:p>
+      <w:pPr>
+        <w:spacing w:after="80"/>
+      </w:pPr>
+    </w:p>
+    <w:p>
+      <w:pPr>
+        <w:spacing w:after="140" w:line="360" w:lineRule="auto"/>
+      </w:pPr>
+      <w:r>
+        <w:rPr>
+          <w:rFonts w:ascii="맑은 고딕" w:hAnsi="맑은 고딕" w:eastAsia="맑은 고딕"/>
+          <w:b w:val="0"/>
+          <w:sz w:val="21"/>
+        </w:rPr>
+        <w:t>앞의 셋과 마지막 하나는 성격이 다릅니다. 지식과 표현과 지어냄은 성능 문제라 검색이나</w:t>
+      </w:r>
+    </w:p>
+    <w:p>
+      <w:pPr>
+        <w:spacing w:after="140" w:line="360" w:lineRule="auto"/>
+      </w:pPr>
+      <w:r>
+        <w:rPr>
+          <w:rFonts w:ascii="맑은 고딕" w:hAnsi="맑은 고딕" w:eastAsia="맑은 고딕"/>
+          <w:b w:val="0"/>
+          <w:sz w:val="21"/>
+        </w:rPr>
+        <w:t>학습으로 메울 수 있습니다. 데이터 통제는 성능으로 못 메웁니다. 학습에 쓰지 않겠다는</w:t>
+      </w:r>
+    </w:p>
+    <w:p>
+      <w:pPr>
+        <w:spacing w:after="140" w:line="360" w:lineRule="auto"/>
+      </w:pPr>
+      <w:r>
+        <w:rPr>
+          <w:rFonts w:ascii="맑은 고딕" w:hAnsi="맑은 고딕" w:eastAsia="맑은 고딕"/>
+          <w:b w:val="0"/>
+          <w:sz w:val="21"/>
+        </w:rPr>
+        <w:t xml:space="preserve">약속은 신뢰에 기대는 것이고, 내부에 두는 모델은 </w:t>
+      </w:r>
+      <w:r>
+        <w:rPr>
+          <w:rFonts w:ascii="맑은 고딕" w:hAnsi="맑은 고딕" w:eastAsia="맑은 고딕"/>
+          <w:b/>
+          <w:sz w:val="21"/>
+        </w:rPr>
+        <w:t>나갈 통로 자체가 없는</w:t>
+      </w:r>
+      <w:r>
+        <w:rPr>
+          <w:rFonts w:ascii="맑은 고딕" w:hAnsi="맑은 고딕" w:eastAsia="맑은 고딕"/>
+          <w:b w:val="0"/>
+          <w:sz w:val="21"/>
+        </w:rPr>
+        <w:t xml:space="preserve"> 구조입니다.</w:t>
+      </w:r>
+    </w:p>
+    <w:p>
+      <w:pPr>
+        <w:spacing w:after="140" w:line="360" w:lineRule="auto"/>
+      </w:pPr>
+      <w:r>
+        <w:rPr>
+          <w:rFonts w:ascii="맑은 고딕" w:hAnsi="맑은 고딕" w:eastAsia="맑은 고딕"/>
+          <w:b w:val="0"/>
+          <w:sz w:val="21"/>
+        </w:rPr>
+        <w:t>사내 규정과 인사 정보를 다루는 업무라면 이 차이가 결정적입니다.</w:t>
+      </w:r>
+    </w:p>
+    <w:p>
+      <w:pPr>
+        <w:spacing w:after="140" w:line="360" w:lineRule="auto"/>
+      </w:pPr>
+      <w:r>
+        <w:rPr>
+          <w:rFonts w:ascii="맑은 고딕" w:hAnsi="맑은 고딕" w:eastAsia="맑은 고딕"/>
+          <w:b w:val="0"/>
+          <w:sz w:val="21"/>
+        </w:rPr>
+        <w:t>여기서 놓치기 쉬운 자리가 임베딩입니다. 모델을 내부에 두고도 임베딩만 외부 API로</w:t>
+      </w:r>
+    </w:p>
+    <w:p>
+      <w:pPr>
+        <w:spacing w:after="140" w:line="360" w:lineRule="auto"/>
+      </w:pPr>
+      <w:r>
+        <w:rPr>
+          <w:rFonts w:ascii="맑은 고딕" w:hAnsi="맑은 고딕" w:eastAsia="맑은 고딕"/>
+          <w:b w:val="0"/>
+          <w:sz w:val="21"/>
+        </w:rPr>
+        <w:t>보내면 문서를 벡터로 바꿀 때마다 원문이 밖으로 나갑니다. 모델만 내부에 둔 것은</w:t>
+      </w:r>
+    </w:p>
+    <w:p>
+      <w:pPr>
+        <w:spacing w:after="140" w:line="360" w:lineRule="auto"/>
+      </w:pPr>
+      <w:r>
+        <w:rPr>
+          <w:rFonts w:ascii="맑은 고딕" w:hAnsi="맑은 고딕" w:eastAsia="맑은 고딕"/>
+          <w:b w:val="0"/>
+          <w:sz w:val="21"/>
+        </w:rPr>
+        <w:t>반쪽입니다.</w:t>
+      </w:r>
+    </w:p>
+    <w:p>
+      <w:pPr>
+        <w:spacing w:after="140" w:line="360" w:lineRule="auto"/>
+      </w:pPr>
+      <w:r>
+        <w:rPr>
+          <w:rFonts w:ascii="맑은 고딕" w:hAnsi="맑은 고딕" w:eastAsia="맑은 고딕"/>
+          <w:b/>
+          <w:sz w:val="21"/>
+        </w:rPr>
+        <w:t>이해관계자와 가치</w:t>
       </w:r>
     </w:p>
     <w:tbl>
@@ -162,7 +619,7 @@
                 <w:b/>
                 <w:sz w:val="19"/>
               </w:rPr>
-              <w:t>겪는 것</w:t>
+              <w:t>지금 겪는 것</w:t>
             </w:r>
           </w:p>
         </w:tc>
@@ -222,7 +679,7 @@
                 <w:b w:val="0"/>
                 <w:sz w:val="19"/>
               </w:rPr>
-              <w:t>규정 문서를 직접 뒤져야 하고, 찾아도 조건과 예외를 스스로 해석해야 함</w:t>
+              <w:t>규정 문서를 직접 뒤지거나 인사팀에 물어보고 기다림</w:t>
             </w:r>
           </w:p>
         </w:tc>
@@ -241,7 +698,7 @@
                 <w:b w:val="0"/>
                 <w:sz w:val="19"/>
               </w:rPr>
-              <w:t>근거 문서를 붙여 받은 답</w:t>
+              <w:t>자연어 질문 한 번으로 근거 문서를 붙인 답</w:t>
             </w:r>
           </w:p>
         </w:tc>
@@ -281,7 +738,7 @@
                 <w:b w:val="0"/>
                 <w:sz w:val="19"/>
               </w:rPr>
-              <w:t>규정 어디에 무엇이 적혀 있는지를 대신 찾아 줌</w:t>
+              <w:t>같은 규정 문의가 반복 유입되어 기획 업무 시간을 잠식</w:t>
             </w:r>
           </w:p>
         </w:tc>
@@ -300,7 +757,7 @@
                 <w:b w:val="0"/>
                 <w:sz w:val="19"/>
               </w:rPr>
-              <w:t>문서를 찾는 일이 도우미로 넘어감</w:t>
+              <w:t>단순 반복은 도우미가 1차 처리, 담당자는 예외와 판단 건에 집중</w:t>
             </w:r>
           </w:p>
         </w:tc>
@@ -321,7 +778,7 @@
                 <w:b w:val="0"/>
                 <w:sz w:val="19"/>
               </w:rPr>
-              <w:t>보안, 법무</w:t>
+              <w:t>정보보안, 법무</w:t>
             </w:r>
           </w:p>
         </w:tc>
@@ -340,7 +797,7 @@
                 <w:b w:val="0"/>
                 <w:sz w:val="19"/>
               </w:rPr>
-              <w:t>모델이 없는 규정을 지어내면 그대로 사고가 됨</w:t>
+              <w:t>인사 정보가 외부로 나갈 위험, 감사 대응이 어려움</w:t>
             </w:r>
           </w:p>
         </w:tc>
@@ -359,7 +816,125 @@
                 <w:b w:val="0"/>
                 <w:sz w:val="19"/>
               </w:rPr>
-              <w:t>근거가 없으면 없다고 말하는 태도</w:t>
+              <w:t>모델과 임베딩과 인덱스가 전부 내부망에 있어 감사 범위가 닫힘</w:t>
+            </w:r>
+          </w:p>
+        </w:tc>
+      </w:tr>
+      <w:tr>
+        <w:tc>
+          <w:tcPr>
+            <w:tcW w:type="dxa" w:w="3024"/>
+          </w:tcPr>
+          <w:p>
+            <w:pPr>
+              <w:spacing w:after="40"/>
+            </w:pPr>
+            <w:r/>
+            <w:r>
+              <w:rPr>
+                <w:rFonts w:ascii="맑은 고딕" w:hAnsi="맑은 고딕" w:eastAsia="맑은 고딕"/>
+                <w:b w:val="0"/>
+                <w:sz w:val="19"/>
+              </w:rPr>
+              <w:t>경영진</w:t>
+            </w:r>
+          </w:p>
+        </w:tc>
+        <w:tc>
+          <w:tcPr>
+            <w:tcW w:type="dxa" w:w="3024"/>
+          </w:tcPr>
+          <w:p>
+            <w:pPr>
+              <w:spacing w:after="40"/>
+            </w:pPr>
+            <w:r/>
+            <w:r>
+              <w:rPr>
+                <w:rFonts w:ascii="맑은 고딕" w:hAnsi="맑은 고딕" w:eastAsia="맑은 고딕"/>
+                <w:b w:val="0"/>
+                <w:sz w:val="19"/>
+              </w:rPr>
+              <w:t>대형 모델 운영에 드는 GPU와 라이선스 비용</w:t>
+            </w:r>
+          </w:p>
+        </w:tc>
+        <w:tc>
+          <w:tcPr>
+            <w:tcW w:type="dxa" w:w="3024"/>
+          </w:tcPr>
+          <w:p>
+            <w:pPr>
+              <w:spacing w:after="40"/>
+            </w:pPr>
+            <w:r/>
+            <w:r>
+              <w:rPr>
+                <w:rFonts w:ascii="맑은 고딕" w:hAnsi="맑은 고딕" w:eastAsia="맑은 고딕"/>
+                <w:b w:val="0"/>
+                <w:sz w:val="19"/>
+              </w:rPr>
+              <w:t>1.5B 규모에 학습 대상 0.07%만 조정하는 방식으로 비용 절감</w:t>
+            </w:r>
+          </w:p>
+        </w:tc>
+      </w:tr>
+      <w:tr>
+        <w:tc>
+          <w:tcPr>
+            <w:tcW w:type="dxa" w:w="3024"/>
+          </w:tcPr>
+          <w:p>
+            <w:pPr>
+              <w:spacing w:after="40"/>
+            </w:pPr>
+            <w:r/>
+            <w:r>
+              <w:rPr>
+                <w:rFonts w:ascii="맑은 고딕" w:hAnsi="맑은 고딕" w:eastAsia="맑은 고딕"/>
+                <w:b w:val="0"/>
+                <w:sz w:val="19"/>
+              </w:rPr>
+              <w:t>개발자</w:t>
+            </w:r>
+          </w:p>
+        </w:tc>
+        <w:tc>
+          <w:tcPr>
+            <w:tcW w:type="dxa" w:w="3024"/>
+          </w:tcPr>
+          <w:p>
+            <w:pPr>
+              <w:spacing w:after="40"/>
+            </w:pPr>
+            <w:r/>
+            <w:r>
+              <w:rPr>
+                <w:rFonts w:ascii="맑은 고딕" w:hAnsi="맑은 고딕" w:eastAsia="맑은 고딕"/>
+                <w:b w:val="0"/>
+                <w:sz w:val="19"/>
+              </w:rPr>
+              <w:t>규정이 바뀔 때마다 모델 전체를 다시 학습해야 함</w:t>
+            </w:r>
+          </w:p>
+        </w:tc>
+        <w:tc>
+          <w:tcPr>
+            <w:tcW w:type="dxa" w:w="3024"/>
+          </w:tcPr>
+          <w:p>
+            <w:pPr>
+              <w:spacing w:after="40"/>
+            </w:pPr>
+            <w:r/>
+            <w:r>
+              <w:rPr>
+                <w:rFonts w:ascii="맑은 고딕" w:hAnsi="맑은 고딕" w:eastAsia="맑은 고딕"/>
+                <w:b w:val="0"/>
+                <w:sz w:val="19"/>
+              </w:rPr>
+              <w:t>자주 바뀌는 지식은 검색으로, 잘 안 바뀌는 것만 학습으로 분리</w:t>
             </w:r>
           </w:p>
         </w:tc>
@@ -419,7 +994,7 @@
           <w:b w:val="0"/>
           <w:sz w:val="21"/>
         </w:rPr>
-        <w:t>회사 지식을 모델 쪽으로 끌어오는 방법은 두 갈래입니다. 질문이 올 때마다 문서를 찾아</w:t>
+        <w:t>sLLM이 겨냥하는 무대는 범용 성능 경쟁이 아니라 업무 특화입니다. 규정 안내는 세상</w:t>
       </w:r>
     </w:p>
     <w:p>
@@ -432,7 +1007,7 @@
           <w:b w:val="0"/>
           <w:sz w:val="21"/>
         </w:rPr>
-        <w:t>붙이거나, 모델 자체를 회사 데이터로 다시 학습시키거나. 1일차에는 앞쪽을 손으로 만들어</w:t>
+        <w:t>지식을 다 알 필요가 없고 우리 지식만 정확히 답하면 되므로, 1.5B 규모로도 시도해 볼</w:t>
       </w:r>
     </w:p>
     <w:p>
@@ -445,7 +1020,33 @@
           <w:b w:val="0"/>
           <w:sz w:val="21"/>
         </w:rPr>
-        <w:t>보고, LoRA가 무엇을 건드리는지를 숫자로 확인했습니다.</w:t>
+        <w:t>수 있습니다. 회사 지식을 모델 쪽으로 끌어오는 방법은 두 갈래입니다. 질문이 올 때마다</w:t>
+      </w:r>
+    </w:p>
+    <w:p>
+      <w:pPr>
+        <w:spacing w:after="140" w:line="360" w:lineRule="auto"/>
+      </w:pPr>
+      <w:r>
+        <w:rPr>
+          <w:rFonts w:ascii="맑은 고딕" w:hAnsi="맑은 고딕" w:eastAsia="맑은 고딕"/>
+          <w:b w:val="0"/>
+          <w:sz w:val="21"/>
+        </w:rPr>
+        <w:t>문서를 찾아 붙이거나, 모델 자체를 회사 데이터로 다시 학습시키거나. 1일차에는 앞쪽을</w:t>
+      </w:r>
+    </w:p>
+    <w:p>
+      <w:pPr>
+        <w:spacing w:after="140" w:line="360" w:lineRule="auto"/>
+      </w:pPr>
+      <w:r>
+        <w:rPr>
+          <w:rFonts w:ascii="맑은 고딕" w:hAnsi="맑은 고딕" w:eastAsia="맑은 고딕"/>
+          <w:b w:val="0"/>
+          <w:sz w:val="21"/>
+        </w:rPr>
+        <w:t>손으로 만들어 보고, LoRA가 무엇을 건드리는지를 숫자로 확인했습니다.</w:t>
       </w:r>
     </w:p>
     <w:p>
@@ -467,6 +1068,522 @@
         </w:rPr>
         <w:t>2. Knowledge Asset 과 sLLM 활용</w:t>
       </w:r>
+    </w:p>
+    <w:p>
+      <w:pPr>
+        <w:spacing w:after="140" w:line="360" w:lineRule="auto"/>
+      </w:pPr>
+      <w:r>
+        <w:rPr>
+          <w:rFonts w:ascii="맑은 고딕" w:hAnsi="맑은 고딕" w:eastAsia="맑은 고딕"/>
+          <w:b w:val="0"/>
+          <w:sz w:val="21"/>
+        </w:rPr>
+        <w:t>Knowledge Asset은 회사가 갖고 있는 문서와 규정과 매뉴얼의 총합입니다. 실습에서는</w:t>
+      </w:r>
+    </w:p>
+    <w:p>
+      <w:pPr>
+        <w:spacing w:after="140" w:line="360" w:lineRule="auto"/>
+      </w:pPr>
+      <w:r>
+        <w:rPr>
+          <w:rFonts w:ascii="D2Coding" w:hAnsi="D2Coding" w:eastAsia="D2Coding"/>
+          <w:color w:val="C0392B"/>
+          <w:sz w:val="20"/>
+        </w:rPr>
+        <w:t>id</w:t>
+      </w:r>
+      <w:r>
+        <w:rPr>
+          <w:rFonts w:ascii="맑은 고딕" w:hAnsi="맑은 고딕" w:eastAsia="맑은 고딕"/>
+          <w:b w:val="0"/>
+          <w:sz w:val="21"/>
+        </w:rPr>
+        <w:t xml:space="preserve">, </w:t>
+      </w:r>
+      <w:r>
+        <w:rPr>
+          <w:rFonts w:ascii="D2Coding" w:hAnsi="D2Coding" w:eastAsia="D2Coding"/>
+          <w:color w:val="C0392B"/>
+          <w:sz w:val="20"/>
+        </w:rPr>
+        <w:t>title</w:t>
+      </w:r>
+      <w:r>
+        <w:rPr>
+          <w:rFonts w:ascii="맑은 고딕" w:hAnsi="맑은 고딕" w:eastAsia="맑은 고딕"/>
+          <w:b w:val="0"/>
+          <w:sz w:val="21"/>
+        </w:rPr>
+        <w:t xml:space="preserve">, </w:t>
+      </w:r>
+      <w:r>
+        <w:rPr>
+          <w:rFonts w:ascii="D2Coding" w:hAnsi="D2Coding" w:eastAsia="D2Coding"/>
+          <w:color w:val="C0392B"/>
+          <w:sz w:val="20"/>
+        </w:rPr>
+        <w:t>content</w:t>
+      </w:r>
+      <w:r>
+        <w:rPr>
+          <w:rFonts w:ascii="맑은 고딕" w:hAnsi="맑은 고딕" w:eastAsia="맑은 고딕"/>
+          <w:b w:val="0"/>
+          <w:sz w:val="21"/>
+        </w:rPr>
+        <w:t xml:space="preserve"> 세 필드를 가진 문서 6건으로 모델링했습니다.</w:t>
+      </w:r>
+    </w:p>
+    <w:tbl>
+      <w:tblPr>
+        <w:tblStyle w:val="TableGrid"/>
+        <w:tblW w:type="auto" w:w="0"/>
+        <w:tblLayout w:type="autofit"/>
+        <w:tblLook w:firstColumn="1" w:firstRow="1" w:lastColumn="0" w:lastRow="0" w:noHBand="0" w:noVBand="1" w:val="04A0"/>
+      </w:tblPr>
+      <w:tblGrid>
+        <w:gridCol w:w="3024"/>
+        <w:gridCol w:w="3024"/>
+        <w:gridCol w:w="3024"/>
+      </w:tblGrid>
+      <w:tr>
+        <w:tc>
+          <w:tcPr>
+            <w:tcW w:type="dxa" w:w="3024"/>
+            <w:shd w:val="clear" w:fill="EDF2F7"/>
+          </w:tcPr>
+          <w:p>
+            <w:pPr>
+              <w:spacing w:after="40"/>
+            </w:pPr>
+            <w:r/>
+            <w:r>
+              <w:rPr>
+                <w:rFonts w:ascii="맑은 고딕" w:hAnsi="맑은 고딕" w:eastAsia="맑은 고딕"/>
+                <w:b/>
+                <w:sz w:val="19"/>
+              </w:rPr>
+              <w:t>id</w:t>
+            </w:r>
+          </w:p>
+        </w:tc>
+        <w:tc>
+          <w:tcPr>
+            <w:tcW w:type="dxa" w:w="3024"/>
+            <w:shd w:val="clear" w:fill="EDF2F7"/>
+          </w:tcPr>
+          <w:p>
+            <w:pPr>
+              <w:spacing w:after="40"/>
+            </w:pPr>
+            <w:r/>
+            <w:r>
+              <w:rPr>
+                <w:rFonts w:ascii="맑은 고딕" w:hAnsi="맑은 고딕" w:eastAsia="맑은 고딕"/>
+                <w:b/>
+                <w:sz w:val="19"/>
+              </w:rPr>
+              <w:t>제목</w:t>
+            </w:r>
+          </w:p>
+        </w:tc>
+        <w:tc>
+          <w:tcPr>
+            <w:tcW w:type="dxa" w:w="3024"/>
+            <w:shd w:val="clear" w:fill="EDF2F7"/>
+          </w:tcPr>
+          <w:p>
+            <w:pPr>
+              <w:spacing w:after="40"/>
+            </w:pPr>
+            <w:r/>
+            <w:r>
+              <w:rPr>
+                <w:rFonts w:ascii="맑은 고딕" w:hAnsi="맑은 고딕" w:eastAsia="맑은 고딕"/>
+                <w:b/>
+                <w:sz w:val="19"/>
+              </w:rPr>
+              <w:t>내용</w:t>
+            </w:r>
+          </w:p>
+        </w:tc>
+      </w:tr>
+      <w:tr>
+        <w:tc>
+          <w:tcPr>
+            <w:tcW w:type="dxa" w:w="3024"/>
+          </w:tcPr>
+          <w:p>
+            <w:pPr>
+              <w:spacing w:after="40"/>
+            </w:pPr>
+            <w:r/>
+            <w:r>
+              <w:rPr>
+                <w:rFonts w:ascii="D2Coding" w:hAnsi="D2Coding" w:eastAsia="D2Coding"/>
+                <w:color w:val="C0392B"/>
+                <w:sz w:val="18"/>
+              </w:rPr>
+              <w:t>HR-EDU-001</w:t>
+            </w:r>
+          </w:p>
+        </w:tc>
+        <w:tc>
+          <w:tcPr>
+            <w:tcW w:type="dxa" w:w="3024"/>
+          </w:tcPr>
+          <w:p>
+            <w:pPr>
+              <w:spacing w:after="40"/>
+            </w:pPr>
+            <w:r/>
+            <w:r>
+              <w:rPr>
+                <w:rFonts w:ascii="맑은 고딕" w:hAnsi="맑은 고딕" w:eastAsia="맑은 고딕"/>
+                <w:b w:val="0"/>
+                <w:sz w:val="19"/>
+              </w:rPr>
+              <w:t>AI 교육비 지원 한도</w:t>
+            </w:r>
+          </w:p>
+        </w:tc>
+        <w:tc>
+          <w:tcPr>
+            <w:tcW w:type="dxa" w:w="3024"/>
+          </w:tcPr>
+          <w:p>
+            <w:pPr>
+              <w:spacing w:after="40"/>
+            </w:pPr>
+            <w:r/>
+            <w:r>
+              <w:rPr>
+                <w:rFonts w:ascii="맑은 고딕" w:hAnsi="맑은 고딕" w:eastAsia="맑은 고딕"/>
+                <w:b w:val="0"/>
+                <w:sz w:val="19"/>
+              </w:rPr>
+              <w:t xml:space="preserve">제도 코드 </w:t>
+            </w:r>
+            <w:r>
+              <w:rPr>
+                <w:rFonts w:ascii="D2Coding" w:hAnsi="D2Coding" w:eastAsia="D2Coding"/>
+                <w:color w:val="C0392B"/>
+                <w:sz w:val="18"/>
+              </w:rPr>
+              <w:t>HAI-EDU-2026</w:t>
+            </w:r>
+            <w:r>
+              <w:rPr>
+                <w:rFonts w:ascii="맑은 고딕" w:hAnsi="맑은 고딕" w:eastAsia="맑은 고딕"/>
+                <w:b w:val="0"/>
+                <w:sz w:val="19"/>
+              </w:rPr>
+              <w:t>, 1인당 연간 최대 120만원</w:t>
+            </w:r>
+          </w:p>
+        </w:tc>
+      </w:tr>
+      <w:tr>
+        <w:tc>
+          <w:tcPr>
+            <w:tcW w:type="dxa" w:w="3024"/>
+          </w:tcPr>
+          <w:p>
+            <w:pPr>
+              <w:spacing w:after="40"/>
+            </w:pPr>
+            <w:r/>
+            <w:r>
+              <w:rPr>
+                <w:rFonts w:ascii="D2Coding" w:hAnsi="D2Coding" w:eastAsia="D2Coding"/>
+                <w:color w:val="C0392B"/>
+                <w:sz w:val="18"/>
+              </w:rPr>
+              <w:t>HR-EDU-002</w:t>
+            </w:r>
+          </w:p>
+        </w:tc>
+        <w:tc>
+          <w:tcPr>
+            <w:tcW w:type="dxa" w:w="3024"/>
+          </w:tcPr>
+          <w:p>
+            <w:pPr>
+              <w:spacing w:after="40"/>
+            </w:pPr>
+            <w:r/>
+            <w:r>
+              <w:rPr>
+                <w:rFonts w:ascii="맑은 고딕" w:hAnsi="맑은 고딕" w:eastAsia="맑은 고딕"/>
+                <w:b w:val="0"/>
+                <w:sz w:val="19"/>
+              </w:rPr>
+              <w:t>AI 교육비 신청 기한</w:t>
+            </w:r>
+          </w:p>
+        </w:tc>
+        <w:tc>
+          <w:tcPr>
+            <w:tcW w:type="dxa" w:w="3024"/>
+          </w:tcPr>
+          <w:p>
+            <w:pPr>
+              <w:spacing w:after="40"/>
+            </w:pPr>
+            <w:r/>
+            <w:r>
+              <w:rPr>
+                <w:rFonts w:ascii="맑은 고딕" w:hAnsi="맑은 고딕" w:eastAsia="맑은 고딕"/>
+                <w:b w:val="0"/>
+                <w:sz w:val="19"/>
+              </w:rPr>
+              <w:t>교육 시작일 기준 최소 14일 전 신청 완료</w:t>
+            </w:r>
+          </w:p>
+        </w:tc>
+      </w:tr>
+      <w:tr>
+        <w:tc>
+          <w:tcPr>
+            <w:tcW w:type="dxa" w:w="3024"/>
+          </w:tcPr>
+          <w:p>
+            <w:pPr>
+              <w:spacing w:after="40"/>
+            </w:pPr>
+            <w:r/>
+            <w:r>
+              <w:rPr>
+                <w:rFonts w:ascii="D2Coding" w:hAnsi="D2Coding" w:eastAsia="D2Coding"/>
+                <w:color w:val="C0392B"/>
+                <w:sz w:val="18"/>
+              </w:rPr>
+              <w:t>HR-EDU-003</w:t>
+            </w:r>
+          </w:p>
+        </w:tc>
+        <w:tc>
+          <w:tcPr>
+            <w:tcW w:type="dxa" w:w="3024"/>
+          </w:tcPr>
+          <w:p>
+            <w:pPr>
+              <w:spacing w:after="40"/>
+            </w:pPr>
+            <w:r/>
+            <w:r>
+              <w:rPr>
+                <w:rFonts w:ascii="맑은 고딕" w:hAnsi="맑은 고딕" w:eastAsia="맑은 고딕"/>
+                <w:b w:val="0"/>
+                <w:sz w:val="19"/>
+              </w:rPr>
+              <w:t>AI 교육비 승인 절차</w:t>
+            </w:r>
+          </w:p>
+        </w:tc>
+        <w:tc>
+          <w:tcPr>
+            <w:tcW w:type="dxa" w:w="3024"/>
+          </w:tcPr>
+          <w:p>
+            <w:pPr>
+              <w:spacing w:after="40"/>
+            </w:pPr>
+            <w:r/>
+            <w:r>
+              <w:rPr>
+                <w:rFonts w:ascii="맑은 고딕" w:hAnsi="맑은 고딕" w:eastAsia="맑은 고딕"/>
+                <w:b w:val="0"/>
+                <w:sz w:val="19"/>
+              </w:rPr>
+              <w:t>팀장 승인, HR 검토, 최종 승인</w:t>
+            </w:r>
+          </w:p>
+        </w:tc>
+      </w:tr>
+      <w:tr>
+        <w:tc>
+          <w:tcPr>
+            <w:tcW w:type="dxa" w:w="3024"/>
+          </w:tcPr>
+          <w:p>
+            <w:pPr>
+              <w:spacing w:after="40"/>
+            </w:pPr>
+            <w:r/>
+            <w:r>
+              <w:rPr>
+                <w:rFonts w:ascii="D2Coding" w:hAnsi="D2Coding" w:eastAsia="D2Coding"/>
+                <w:color w:val="C0392B"/>
+                <w:sz w:val="18"/>
+              </w:rPr>
+              <w:t>HR-EDU-004</w:t>
+            </w:r>
+          </w:p>
+        </w:tc>
+        <w:tc>
+          <w:tcPr>
+            <w:tcW w:type="dxa" w:w="3024"/>
+          </w:tcPr>
+          <w:p>
+            <w:pPr>
+              <w:spacing w:after="40"/>
+            </w:pPr>
+            <w:r/>
+            <w:r>
+              <w:rPr>
+                <w:rFonts w:ascii="맑은 고딕" w:hAnsi="맑은 고딕" w:eastAsia="맑은 고딕"/>
+                <w:b w:val="0"/>
+                <w:sz w:val="19"/>
+              </w:rPr>
+              <w:t>AI 교육비 지원 제외 조건</w:t>
+            </w:r>
+          </w:p>
+        </w:tc>
+        <w:tc>
+          <w:tcPr>
+            <w:tcW w:type="dxa" w:w="3024"/>
+          </w:tcPr>
+          <w:p>
+            <w:pPr>
+              <w:spacing w:after="40"/>
+            </w:pPr>
+            <w:r/>
+            <w:r>
+              <w:rPr>
+                <w:rFonts w:ascii="맑은 고딕" w:hAnsi="맑은 고딕" w:eastAsia="맑은 고딕"/>
+                <w:b w:val="0"/>
+                <w:sz w:val="19"/>
+              </w:rPr>
+              <w:t>수료율 80% 미만 제외, 사전 미승인 교육은 소급 지원 없음</w:t>
+            </w:r>
+          </w:p>
+        </w:tc>
+      </w:tr>
+      <w:tr>
+        <w:tc>
+          <w:tcPr>
+            <w:tcW w:type="dxa" w:w="3024"/>
+          </w:tcPr>
+          <w:p>
+            <w:pPr>
+              <w:spacing w:after="40"/>
+            </w:pPr>
+            <w:r/>
+            <w:r>
+              <w:rPr>
+                <w:rFonts w:ascii="D2Coding" w:hAnsi="D2Coding" w:eastAsia="D2Coding"/>
+                <w:color w:val="C0392B"/>
+                <w:sz w:val="18"/>
+              </w:rPr>
+              <w:t>HR-LEAVE-001</w:t>
+            </w:r>
+          </w:p>
+        </w:tc>
+        <w:tc>
+          <w:tcPr>
+            <w:tcW w:type="dxa" w:w="3024"/>
+          </w:tcPr>
+          <w:p>
+            <w:pPr>
+              <w:spacing w:after="40"/>
+            </w:pPr>
+            <w:r/>
+            <w:r>
+              <w:rPr>
+                <w:rFonts w:ascii="맑은 고딕" w:hAnsi="맑은 고딕" w:eastAsia="맑은 고딕"/>
+                <w:b w:val="0"/>
+                <w:sz w:val="19"/>
+              </w:rPr>
+              <w:t>리프레시 휴가</w:t>
+            </w:r>
+          </w:p>
+        </w:tc>
+        <w:tc>
+          <w:tcPr>
+            <w:tcW w:type="dxa" w:w="3024"/>
+          </w:tcPr>
+          <w:p>
+            <w:pPr>
+              <w:spacing w:after="40"/>
+            </w:pPr>
+            <w:r/>
+            <w:r>
+              <w:rPr>
+                <w:rFonts w:ascii="맑은 고딕" w:hAnsi="맑은 고딕" w:eastAsia="맑은 고딕"/>
+                <w:b w:val="0"/>
+                <w:sz w:val="19"/>
+              </w:rPr>
+              <w:t>입사 3년 충족 시 5일 부여</w:t>
+            </w:r>
+          </w:p>
+        </w:tc>
+      </w:tr>
+      <w:tr>
+        <w:tc>
+          <w:tcPr>
+            <w:tcW w:type="dxa" w:w="3024"/>
+          </w:tcPr>
+          <w:p>
+            <w:pPr>
+              <w:spacing w:after="40"/>
+            </w:pPr>
+            <w:r/>
+            <w:r>
+              <w:rPr>
+                <w:rFonts w:ascii="D2Coding" w:hAnsi="D2Coding" w:eastAsia="D2Coding"/>
+                <w:color w:val="C0392B"/>
+                <w:sz w:val="18"/>
+              </w:rPr>
+              <w:t>HR-WORK-001</w:t>
+            </w:r>
+          </w:p>
+        </w:tc>
+        <w:tc>
+          <w:tcPr>
+            <w:tcW w:type="dxa" w:w="3024"/>
+          </w:tcPr>
+          <w:p>
+            <w:pPr>
+              <w:spacing w:after="40"/>
+            </w:pPr>
+            <w:r/>
+            <w:r>
+              <w:rPr>
+                <w:rFonts w:ascii="맑은 고딕" w:hAnsi="맑은 고딕" w:eastAsia="맑은 고딕"/>
+                <w:b w:val="0"/>
+                <w:sz w:val="19"/>
+              </w:rPr>
+              <w:t>재택근무</w:t>
+            </w:r>
+          </w:p>
+        </w:tc>
+        <w:tc>
+          <w:tcPr>
+            <w:tcW w:type="dxa" w:w="3024"/>
+          </w:tcPr>
+          <w:p>
+            <w:pPr>
+              <w:spacing w:after="40"/>
+            </w:pPr>
+            <w:r/>
+            <w:r>
+              <w:rPr>
+                <w:rFonts w:ascii="맑은 고딕" w:hAnsi="맑은 고딕" w:eastAsia="맑은 고딕"/>
+                <w:b w:val="0"/>
+                <w:sz w:val="19"/>
+              </w:rPr>
+              <w:t>주 최대 2회, 직속 팀장 사전 승인</w:t>
+            </w:r>
+          </w:p>
+        </w:tc>
+      </w:tr>
+    </w:tbl>
+    <w:p>
+      <w:pPr>
+        <w:spacing w:after="80"/>
+      </w:pPr>
     </w:p>
     <w:p>
       <w:pPr>
@@ -570,7 +1687,7 @@
           <w:b w:val="0"/>
           <w:sz w:val="21"/>
         </w:rPr>
-        <w:t>사내 문서 6건을 BGE-M3로 임베딩했습니다. 교육비 한도, 신청 기한, 승인 절차,</w:t>
+        <w:t>문서를 넣을 때는 제목과 본문을 한 문자열로 이어 붙여 임베딩했습니다. 제목에도 의미가</w:t>
       </w:r>
     </w:p>
     <w:p>
@@ -583,7 +1700,7 @@
           <w:b w:val="0"/>
           <w:sz w:val="21"/>
         </w:rPr>
-        <w:t>지원 제외 조건, 리프레시 휴가, 재택근무. 임베딩 차원은 1024가 나왔고 FAISS 인덱스에</w:t>
+        <w:t>실려 있어서 검색에 기여합니다. 임베딩 차원은 1024가 나왔고 FAISS 인덱스에 벡터 6개가</w:t>
       </w:r>
     </w:p>
     <w:p>
@@ -596,7 +1713,7 @@
           <w:b w:val="0"/>
           <w:sz w:val="21"/>
         </w:rPr>
-        <w:t>벡터 6개가 들어갔습니다.</w:t>
+        <w:t>들어갔습니다. 질문을 넣을 때도 같은 BGE-M3에 같은 정규화를 씁니다. 문서와 질문이 같은</w:t>
       </w:r>
     </w:p>
     <w:p>
@@ -609,143 +1726,20 @@
           <w:b w:val="0"/>
           <w:sz w:val="21"/>
         </w:rPr>
-        <w:t xml:space="preserve">교육비 연간 한도를 물었더니 </w:t>
+        <w:t>자로 재어져야 거리를 비교할 수 있기 때문입니다.</w:t>
       </w:r>
-      <w:r>
-        <w:rPr>
-          <w:rFonts w:ascii="D2Coding" w:hAnsi="D2Coding" w:eastAsia="D2Coding"/>
-          <w:color w:val="C0392B"/>
-          <w:sz w:val="20"/>
-        </w:rPr>
-        <w:t>HR-EDU-001</w:t>
-      </w:r>
+    </w:p>
+    <w:p>
+      <w:pPr>
+        <w:spacing w:after="140" w:line="360" w:lineRule="auto"/>
+      </w:pPr>
       <w:r>
         <w:rPr>
           <w:rFonts w:ascii="맑은 고딕" w:hAnsi="맑은 고딕" w:eastAsia="맑은 고딕"/>
-          <w:b w:val="0"/>
+          <w:b/>
           <w:sz w:val="21"/>
         </w:rPr>
-        <w:t xml:space="preserve"> 이 0.7812로 1위, </w:t>
-      </w:r>
-      <w:r>
-        <w:rPr>
-          <w:rFonts w:ascii="D2Coding" w:hAnsi="D2Coding" w:eastAsia="D2Coding"/>
-          <w:color w:val="C0392B"/>
-          <w:sz w:val="20"/>
-        </w:rPr>
-        <w:t>HR-EDU-004</w:t>
-      </w:r>
-      <w:r>
-        <w:rPr>
-          <w:rFonts w:ascii="맑은 고딕" w:hAnsi="맑은 고딕" w:eastAsia="맑은 고딕"/>
-          <w:b w:val="0"/>
-          <w:sz w:val="21"/>
-        </w:rPr>
-        <w:t xml:space="preserve"> 가 0.6470으로</w:t>
-      </w:r>
-    </w:p>
-    <w:p>
-      <w:pPr>
-        <w:spacing w:after="140" w:line="360" w:lineRule="auto"/>
-      </w:pPr>
-      <w:r>
-        <w:rPr>
-          <w:rFonts w:ascii="맑은 고딕" w:hAnsi="맑은 고딕" w:eastAsia="맑은 고딕"/>
-          <w:b w:val="0"/>
-          <w:sz w:val="21"/>
-        </w:rPr>
-        <w:t>2위로 올라왔습니다. 답변은 120만원까지 지원받을 수 있다고 나왔고, 이건 1위 문서에</w:t>
-      </w:r>
-    </w:p>
-    <w:p>
-      <w:pPr>
-        <w:spacing w:after="140" w:line="360" w:lineRule="auto"/>
-      </w:pPr>
-      <w:r>
-        <w:rPr>
-          <w:rFonts w:ascii="맑은 고딕" w:hAnsi="맑은 고딕" w:eastAsia="맑은 고딕"/>
-          <w:b w:val="0"/>
-          <w:sz w:val="21"/>
-        </w:rPr>
-        <w:t>그대로 적혀 있는 숫자입니다. 모델이 아는 것이 아니라 문서가 아는 것을 옮긴 것입니다.</w:t>
-      </w:r>
-    </w:p>
-    <w:p>
-      <w:pPr>
-        <w:spacing w:after="140" w:line="360" w:lineRule="auto"/>
-      </w:pPr>
-      <w:r>
-        <w:rPr>
-          <w:rFonts w:ascii="맑은 고딕" w:hAnsi="맑은 고딕" w:eastAsia="맑은 고딕"/>
-          <w:b w:val="0"/>
-          <w:sz w:val="21"/>
-        </w:rPr>
-        <w:t>Knowledge Base에 없는 질문도 넣어 봤습니다. 해외 컨퍼런스 항공료를 전액 지원하는지</w:t>
-      </w:r>
-    </w:p>
-    <w:p>
-      <w:pPr>
-        <w:spacing w:after="140" w:line="360" w:lineRule="auto"/>
-      </w:pPr>
-      <w:r>
-        <w:rPr>
-          <w:rFonts w:ascii="맑은 고딕" w:hAnsi="맑은 고딕" w:eastAsia="맑은 고딕"/>
-          <w:b w:val="0"/>
-          <w:sz w:val="21"/>
-        </w:rPr>
-        <w:t>물었더니 검색 점수가 0.5647, 0.4470으로 뚝 떨어지고, 모델은 확인할 수 없다고</w:t>
-      </w:r>
-    </w:p>
-    <w:p>
-      <w:pPr>
-        <w:spacing w:after="140" w:line="360" w:lineRule="auto"/>
-      </w:pPr>
-      <w:r>
-        <w:rPr>
-          <w:rFonts w:ascii="맑은 고딕" w:hAnsi="맑은 고딕" w:eastAsia="맑은 고딕"/>
-          <w:b w:val="0"/>
-          <w:sz w:val="21"/>
-        </w:rPr>
-        <w:t>답했습니다. 근거가 없으면 없다고 말하게 하는 것 → 이게 검색을 붙이는 이유였습니다.</w:t>
-      </w:r>
-    </w:p>
-    <w:p>
-      <w:pPr>
-        <w:spacing w:after="140" w:line="360" w:lineRule="auto"/>
-      </w:pPr>
-      <w:r>
-        <w:rPr>
-          <w:rFonts w:ascii="맑은 고딕" w:hAnsi="맑은 고딕" w:eastAsia="맑은 고딕"/>
-          <w:b w:val="0"/>
-          <w:sz w:val="21"/>
-        </w:rPr>
-        <w:t>범용 모델이 회사 지식을 다 갖고 있지 않아도, 필요한 문서를 그때그때 찾아 넘기면</w:t>
-      </w:r>
-    </w:p>
-    <w:p>
-      <w:pPr>
-        <w:spacing w:after="140" w:line="360" w:lineRule="auto"/>
-      </w:pPr>
-      <w:r>
-        <w:rPr>
-          <w:rFonts w:ascii="맑은 고딕" w:hAnsi="맑은 고딕" w:eastAsia="맑은 고딕"/>
-          <w:b w:val="0"/>
-          <w:sz w:val="21"/>
-        </w:rPr>
-        <w:t>그 업무에 대응할 수 있습니다. 여기까지가 이 방식이 해내는 일입니다.</w:t>
-      </w:r>
-    </w:p>
-    <w:p>
-      <w:pPr>
-        <w:spacing w:after="140" w:line="360" w:lineRule="auto"/>
-      </w:pPr>
-      <w:r>
-        <w:rPr>
-          <w:rFonts w:ascii="맑은 고딕" w:hAnsi="맑은 고딕" w:eastAsia="맑은 고딕"/>
-          <w:b w:val="0"/>
-          <w:sz w:val="21"/>
-        </w:rPr>
-        <w:t>검색이 맞는 것과 답이 맞는 것은 별개였습니다. 세 번째 질문이 그 경우입니다.</w:t>
+        <w:t>검색과 답변 실측</w:t>
       </w:r>
     </w:p>
     <w:tbl>
@@ -756,25 +1750,16 @@
         <w:tblLook w:firstColumn="1" w:firstRow="1" w:lastColumn="0" w:lastRow="0" w:noHBand="0" w:noVBand="1" w:val="04A0"/>
       </w:tblPr>
       <w:tblGrid>
-        <w:gridCol w:w="4536"/>
-        <w:gridCol w:w="4536"/>
+        <w:gridCol w:w="1814"/>
+        <w:gridCol w:w="1814"/>
+        <w:gridCol w:w="1814"/>
+        <w:gridCol w:w="1814"/>
+        <w:gridCol w:w="1814"/>
       </w:tblGrid>
       <w:tr>
         <w:tc>
           <w:tcPr>
-            <w:tcW w:type="dxa" w:w="4536"/>
-            <w:shd w:val="clear" w:fill="EDF2F7"/>
-          </w:tcPr>
-          <w:p>
-            <w:pPr>
-              <w:spacing w:after="40"/>
-            </w:pPr>
-            <w:r/>
-          </w:p>
-        </w:tc>
-        <w:tc>
-          <w:tcPr>
-            <w:tcW w:type="dxa" w:w="4536"/>
+            <w:tcW w:type="dxa" w:w="1814"/>
             <w:shd w:val="clear" w:fill="EDF2F7"/>
           </w:tcPr>
           <w:p>
@@ -788,7 +1773,87 @@
                 <w:b/>
                 <w:sz w:val="19"/>
               </w:rPr>
-              <w:t>내용</w:t>
+              <w:t>질문</w:t>
+            </w:r>
+          </w:p>
+        </w:tc>
+        <w:tc>
+          <w:tcPr>
+            <w:tcW w:type="dxa" w:w="1814"/>
+            <w:shd w:val="clear" w:fill="EDF2F7"/>
+          </w:tcPr>
+          <w:p>
+            <w:pPr>
+              <w:spacing w:after="40"/>
+            </w:pPr>
+            <w:r/>
+            <w:r>
+              <w:rPr>
+                <w:rFonts w:ascii="맑은 고딕" w:hAnsi="맑은 고딕" w:eastAsia="맑은 고딕"/>
+                <w:b/>
+                <w:sz w:val="19"/>
+              </w:rPr>
+              <w:t>1위</w:t>
+            </w:r>
+          </w:p>
+        </w:tc>
+        <w:tc>
+          <w:tcPr>
+            <w:tcW w:type="dxa" w:w="1814"/>
+            <w:shd w:val="clear" w:fill="EDF2F7"/>
+          </w:tcPr>
+          <w:p>
+            <w:pPr>
+              <w:spacing w:after="40"/>
+            </w:pPr>
+            <w:r/>
+            <w:r>
+              <w:rPr>
+                <w:rFonts w:ascii="맑은 고딕" w:hAnsi="맑은 고딕" w:eastAsia="맑은 고딕"/>
+                <w:b/>
+                <w:sz w:val="19"/>
+              </w:rPr>
+              <w:t>2위</w:t>
+            </w:r>
+          </w:p>
+        </w:tc>
+        <w:tc>
+          <w:tcPr>
+            <w:tcW w:type="dxa" w:w="1814"/>
+            <w:shd w:val="clear" w:fill="EDF2F7"/>
+          </w:tcPr>
+          <w:p>
+            <w:pPr>
+              <w:spacing w:after="40"/>
+            </w:pPr>
+            <w:r/>
+            <w:r>
+              <w:rPr>
+                <w:rFonts w:ascii="맑은 고딕" w:hAnsi="맑은 고딕" w:eastAsia="맑은 고딕"/>
+                <w:b/>
+                <w:sz w:val="19"/>
+              </w:rPr>
+              <w:t>답변</w:t>
+            </w:r>
+          </w:p>
+        </w:tc>
+        <w:tc>
+          <w:tcPr>
+            <w:tcW w:type="dxa" w:w="1814"/>
+            <w:shd w:val="clear" w:fill="EDF2F7"/>
+          </w:tcPr>
+          <w:p>
+            <w:pPr>
+              <w:spacing w:after="40"/>
+            </w:pPr>
+            <w:r/>
+            <w:r>
+              <w:rPr>
+                <w:rFonts w:ascii="맑은 고딕" w:hAnsi="맑은 고딕" w:eastAsia="맑은 고딕"/>
+                <w:b/>
+                <w:sz w:val="19"/>
+              </w:rPr>
+              <w:t>판정</w:t>
             </w:r>
           </w:p>
         </w:tc>
@@ -796,7 +1861,7 @@
       <w:tr>
         <w:tc>
           <w:tcPr>
-            <w:tcW w:type="dxa" w:w="4536"/>
+            <w:tcW w:type="dxa" w:w="1814"/>
           </w:tcPr>
           <w:p>
             <w:pPr>
@@ -809,13 +1874,13 @@
                 <w:b w:val="0"/>
                 <w:sz w:val="19"/>
               </w:rPr>
-              <w:t>질문</w:t>
+              <w:t>교육비 연간 한도</w:t>
             </w:r>
           </w:p>
         </w:tc>
         <w:tc>
           <w:tcPr>
-            <w:tcW w:type="dxa" w:w="4536"/>
+            <w:tcW w:type="dxa" w:w="1814"/>
           </w:tcPr>
           <w:p>
             <w:pPr>
@@ -824,38 +1889,25 @@
             <w:r/>
             <w:r>
               <w:rPr>
-                <w:rFonts w:ascii="맑은 고딕" w:hAnsi="맑은 고딕" w:eastAsia="맑은 고딕"/>
-                <w:b w:val="0"/>
-                <w:sz w:val="19"/>
+                <w:rFonts w:ascii="D2Coding" w:hAnsi="D2Coding" w:eastAsia="D2Coding"/>
+                <w:color w:val="C0392B"/>
+                <w:sz w:val="18"/>
               </w:rPr>
-              <w:t>수료율이 70%일 때 교육비 지원 대상인지</w:t>
+              <w:t>HR-EDU-001</w:t>
             </w:r>
-          </w:p>
-        </w:tc>
-      </w:tr>
-      <w:tr>
-        <w:tc>
-          <w:tcPr>
-            <w:tcW w:type="dxa" w:w="4536"/>
-          </w:tcPr>
-          <w:p>
-            <w:pPr>
-              <w:spacing w:after="40"/>
-            </w:pPr>
-            <w:r/>
             <w:r>
               <w:rPr>
                 <w:rFonts w:ascii="맑은 고딕" w:hAnsi="맑은 고딕" w:eastAsia="맑은 고딕"/>
                 <w:b w:val="0"/>
                 <w:sz w:val="19"/>
               </w:rPr>
-              <w:t>검색 1위</w:t>
+              <w:t xml:space="preserve"> 0.7812</w:t>
             </w:r>
           </w:p>
         </w:tc>
         <w:tc>
           <w:tcPr>
-            <w:tcW w:type="dxa" w:w="4536"/>
+            <w:tcW w:type="dxa" w:w="1814"/>
           </w:tcPr>
           <w:p>
             <w:pPr>
@@ -876,15 +1928,13 @@
                 <w:b w:val="0"/>
                 <w:sz w:val="19"/>
               </w:rPr>
-              <w:t xml:space="preserve"> 지원 제외 조건, 0.6913</w:t>
+              <w:t xml:space="preserve"> 0.6470</w:t>
             </w:r>
           </w:p>
         </w:tc>
-      </w:tr>
-      <w:tr>
         <w:tc>
           <w:tcPr>
-            <w:tcW w:type="dxa" w:w="4536"/>
+            <w:tcW w:type="dxa" w:w="1814"/>
           </w:tcPr>
           <w:p>
             <w:pPr>
@@ -897,13 +1947,13 @@
                 <w:b w:val="0"/>
                 <w:sz w:val="19"/>
               </w:rPr>
-              <w:t>그 문서 원문</w:t>
+              <w:t>연간 120만원까지</w:t>
             </w:r>
           </w:p>
         </w:tc>
         <w:tc>
           <w:tcPr>
-            <w:tcW w:type="dxa" w:w="4536"/>
+            <w:tcW w:type="dxa" w:w="1814"/>
           </w:tcPr>
           <w:p>
             <w:pPr>
@@ -916,39 +1966,7 @@
                 <w:b w:val="0"/>
                 <w:sz w:val="19"/>
               </w:rPr>
-              <w:t xml:space="preserve">교육 수료율이 </w:t>
-            </w:r>
-            <w:r>
-              <w:rPr>
-                <w:rFonts w:ascii="맑은 고딕" w:hAnsi="맑은 고딕" w:eastAsia="맑은 고딕"/>
-                <w:b/>
-                <w:sz w:val="19"/>
-              </w:rPr>
-              <w:t>80% 미만이면</w:t>
-            </w:r>
-            <w:r>
-              <w:rPr>
-                <w:rFonts w:ascii="맑은 고딕" w:hAnsi="맑은 고딕" w:eastAsia="맑은 고딕"/>
-                <w:b w:val="0"/>
-                <w:sz w:val="19"/>
-              </w:rPr>
-              <w:t xml:space="preserve"> 교육비 지원 대상에서 </w:t>
-            </w:r>
-            <w:r>
-              <w:rPr>
-                <w:rFonts w:ascii="맑은 고딕" w:hAnsi="맑은 고딕" w:eastAsia="맑은 고딕"/>
-                <w:b/>
-                <w:sz w:val="19"/>
-              </w:rPr>
-              <w:t>제외</w:t>
-            </w:r>
-            <w:r>
-              <w:rPr>
-                <w:rFonts w:ascii="맑은 고딕" w:hAnsi="맑은 고딕" w:eastAsia="맑은 고딕"/>
-                <w:b w:val="0"/>
-                <w:sz w:val="19"/>
-              </w:rPr>
-              <w:t>된다</w:t>
+              <w:t>정확</w:t>
             </w:r>
           </w:p>
         </w:tc>
@@ -956,7 +1974,7 @@
       <w:tr>
         <w:tc>
           <w:tcPr>
-            <w:tcW w:type="dxa" w:w="4536"/>
+            <w:tcW w:type="dxa" w:w="1814"/>
           </w:tcPr>
           <w:p>
             <w:pPr>
@@ -969,13 +1987,67 @@
                 <w:b w:val="0"/>
                 <w:sz w:val="19"/>
               </w:rPr>
-              <w:t>모델 답변</w:t>
+              <w:t>신청 기한</w:t>
             </w:r>
           </w:p>
         </w:tc>
         <w:tc>
           <w:tcPr>
-            <w:tcW w:type="dxa" w:w="4536"/>
+            <w:tcW w:type="dxa" w:w="1814"/>
+          </w:tcPr>
+          <w:p>
+            <w:pPr>
+              <w:spacing w:after="40"/>
+            </w:pPr>
+            <w:r/>
+            <w:r>
+              <w:rPr>
+                <w:rFonts w:ascii="D2Coding" w:hAnsi="D2Coding" w:eastAsia="D2Coding"/>
+                <w:color w:val="C0392B"/>
+                <w:sz w:val="18"/>
+              </w:rPr>
+              <w:t>HR-EDU-002</w:t>
+            </w:r>
+            <w:r>
+              <w:rPr>
+                <w:rFonts w:ascii="맑은 고딕" w:hAnsi="맑은 고딕" w:eastAsia="맑은 고딕"/>
+                <w:b w:val="0"/>
+                <w:sz w:val="19"/>
+              </w:rPr>
+              <w:t xml:space="preserve"> 0.8096</w:t>
+            </w:r>
+          </w:p>
+        </w:tc>
+        <w:tc>
+          <w:tcPr>
+            <w:tcW w:type="dxa" w:w="1814"/>
+          </w:tcPr>
+          <w:p>
+            <w:pPr>
+              <w:spacing w:after="40"/>
+            </w:pPr>
+            <w:r/>
+            <w:r>
+              <w:rPr>
+                <w:rFonts w:ascii="D2Coding" w:hAnsi="D2Coding" w:eastAsia="D2Coding"/>
+                <w:color w:val="C0392B"/>
+                <w:sz w:val="18"/>
+              </w:rPr>
+              <w:t>HR-EDU-003</w:t>
+            </w:r>
+            <w:r>
+              <w:rPr>
+                <w:rFonts w:ascii="맑은 고딕" w:hAnsi="맑은 고딕" w:eastAsia="맑은 고딕"/>
+                <w:b w:val="0"/>
+                <w:sz w:val="19"/>
+              </w:rPr>
+              <w:t xml:space="preserve"> 0.6302</w:t>
+            </w:r>
+          </w:p>
+        </w:tc>
+        <w:tc>
+          <w:tcPr>
+            <w:tcW w:type="dxa" w:w="1814"/>
           </w:tcPr>
           <w:p>
             <w:pPr>
@@ -988,7 +2060,591 @@
                 <w:b w:val="0"/>
                 <w:sz w:val="19"/>
               </w:rPr>
-              <w:t>네, 수료율이 70%라면 교육비 지원을 받을 수 있습니다</w:t>
+              <w:t>시작일 기준 최소 14일 전</w:t>
+            </w:r>
+          </w:p>
+        </w:tc>
+        <w:tc>
+          <w:tcPr>
+            <w:tcW w:type="dxa" w:w="1814"/>
+          </w:tcPr>
+          <w:p>
+            <w:pPr>
+              <w:spacing w:after="40"/>
+            </w:pPr>
+            <w:r/>
+            <w:r>
+              <w:rPr>
+                <w:rFonts w:ascii="맑은 고딕" w:hAnsi="맑은 고딕" w:eastAsia="맑은 고딕"/>
+                <w:b w:val="0"/>
+                <w:sz w:val="19"/>
+              </w:rPr>
+              <w:t>정확</w:t>
+            </w:r>
+          </w:p>
+        </w:tc>
+      </w:tr>
+      <w:tr>
+        <w:tc>
+          <w:tcPr>
+            <w:tcW w:type="dxa" w:w="1814"/>
+          </w:tcPr>
+          <w:p>
+            <w:pPr>
+              <w:spacing w:after="40"/>
+            </w:pPr>
+            <w:r/>
+            <w:r>
+              <w:rPr>
+                <w:rFonts w:ascii="맑은 고딕" w:hAnsi="맑은 고딕" w:eastAsia="맑은 고딕"/>
+                <w:b w:val="0"/>
+                <w:sz w:val="19"/>
+              </w:rPr>
+              <w:t>승인 절차</w:t>
+            </w:r>
+          </w:p>
+        </w:tc>
+        <w:tc>
+          <w:tcPr>
+            <w:tcW w:type="dxa" w:w="1814"/>
+          </w:tcPr>
+          <w:p>
+            <w:pPr>
+              <w:spacing w:after="40"/>
+            </w:pPr>
+            <w:r/>
+            <w:r>
+              <w:rPr>
+                <w:rFonts w:ascii="D2Coding" w:hAnsi="D2Coding" w:eastAsia="D2Coding"/>
+                <w:color w:val="C0392B"/>
+                <w:sz w:val="18"/>
+              </w:rPr>
+              <w:t>HR-EDU-003</w:t>
+            </w:r>
+            <w:r>
+              <w:rPr>
+                <w:rFonts w:ascii="맑은 고딕" w:hAnsi="맑은 고딕" w:eastAsia="맑은 고딕"/>
+                <w:b w:val="0"/>
+                <w:sz w:val="19"/>
+              </w:rPr>
+              <w:t xml:space="preserve"> 0.7915</w:t>
+            </w:r>
+          </w:p>
+        </w:tc>
+        <w:tc>
+          <w:tcPr>
+            <w:tcW w:type="dxa" w:w="1814"/>
+          </w:tcPr>
+          <w:p>
+            <w:pPr>
+              <w:spacing w:after="40"/>
+            </w:pPr>
+            <w:r/>
+            <w:r>
+              <w:rPr>
+                <w:rFonts w:ascii="D2Coding" w:hAnsi="D2Coding" w:eastAsia="D2Coding"/>
+                <w:color w:val="C0392B"/>
+                <w:sz w:val="18"/>
+              </w:rPr>
+              <w:t>HR-EDU-004</w:t>
+            </w:r>
+            <w:r>
+              <w:rPr>
+                <w:rFonts w:ascii="맑은 고딕" w:hAnsi="맑은 고딕" w:eastAsia="맑은 고딕"/>
+                <w:b w:val="0"/>
+                <w:sz w:val="19"/>
+              </w:rPr>
+              <w:t xml:space="preserve"> 0.6485</w:t>
+            </w:r>
+          </w:p>
+        </w:tc>
+        <w:tc>
+          <w:tcPr>
+            <w:tcW w:type="dxa" w:w="1814"/>
+          </w:tcPr>
+          <w:p>
+            <w:pPr>
+              <w:spacing w:after="40"/>
+            </w:pPr>
+            <w:r/>
+            <w:r>
+              <w:rPr>
+                <w:rFonts w:ascii="맑은 고딕" w:hAnsi="맑은 고딕" w:eastAsia="맑은 고딕"/>
+                <w:b w:val="0"/>
+                <w:sz w:val="19"/>
+              </w:rPr>
+              <w:t>팀장 승인, HR 검토, 최종 승인</w:t>
+            </w:r>
+          </w:p>
+        </w:tc>
+        <w:tc>
+          <w:tcPr>
+            <w:tcW w:type="dxa" w:w="1814"/>
+          </w:tcPr>
+          <w:p>
+            <w:pPr>
+              <w:spacing w:after="40"/>
+            </w:pPr>
+            <w:r/>
+            <w:r>
+              <w:rPr>
+                <w:rFonts w:ascii="맑은 고딕" w:hAnsi="맑은 고딕" w:eastAsia="맑은 고딕"/>
+                <w:b w:val="0"/>
+                <w:sz w:val="19"/>
+              </w:rPr>
+              <w:t>절차는 맞으나 없는 설명이 붙음</w:t>
+            </w:r>
+          </w:p>
+        </w:tc>
+      </w:tr>
+      <w:tr>
+        <w:tc>
+          <w:tcPr>
+            <w:tcW w:type="dxa" w:w="1814"/>
+          </w:tcPr>
+          <w:p>
+            <w:pPr>
+              <w:spacing w:after="40"/>
+            </w:pPr>
+            <w:r/>
+            <w:r>
+              <w:rPr>
+                <w:rFonts w:ascii="맑은 고딕" w:hAnsi="맑은 고딕" w:eastAsia="맑은 고딕"/>
+                <w:b w:val="0"/>
+                <w:sz w:val="19"/>
+              </w:rPr>
+              <w:t>수료율 70%</w:t>
+            </w:r>
+          </w:p>
+        </w:tc>
+        <w:tc>
+          <w:tcPr>
+            <w:tcW w:type="dxa" w:w="1814"/>
+          </w:tcPr>
+          <w:p>
+            <w:pPr>
+              <w:spacing w:after="40"/>
+            </w:pPr>
+            <w:r/>
+            <w:r>
+              <w:rPr>
+                <w:rFonts w:ascii="D2Coding" w:hAnsi="D2Coding" w:eastAsia="D2Coding"/>
+                <w:color w:val="C0392B"/>
+                <w:sz w:val="18"/>
+              </w:rPr>
+              <w:t>HR-EDU-004</w:t>
+            </w:r>
+            <w:r>
+              <w:rPr>
+                <w:rFonts w:ascii="맑은 고딕" w:hAnsi="맑은 고딕" w:eastAsia="맑은 고딕"/>
+                <w:b w:val="0"/>
+                <w:sz w:val="19"/>
+              </w:rPr>
+              <w:t xml:space="preserve"> 0.6913</w:t>
+            </w:r>
+          </w:p>
+        </w:tc>
+        <w:tc>
+          <w:tcPr>
+            <w:tcW w:type="dxa" w:w="1814"/>
+          </w:tcPr>
+          <w:p>
+            <w:pPr>
+              <w:spacing w:after="40"/>
+            </w:pPr>
+            <w:r/>
+            <w:r>
+              <w:rPr>
+                <w:rFonts w:ascii="D2Coding" w:hAnsi="D2Coding" w:eastAsia="D2Coding"/>
+                <w:color w:val="C0392B"/>
+                <w:sz w:val="18"/>
+              </w:rPr>
+              <w:t>HR-EDU-001</w:t>
+            </w:r>
+            <w:r>
+              <w:rPr>
+                <w:rFonts w:ascii="맑은 고딕" w:hAnsi="맑은 고딕" w:eastAsia="맑은 고딕"/>
+                <w:b w:val="0"/>
+                <w:sz w:val="19"/>
+              </w:rPr>
+              <w:t xml:space="preserve"> 0.4828</w:t>
+            </w:r>
+          </w:p>
+        </w:tc>
+        <w:tc>
+          <w:tcPr>
+            <w:tcW w:type="dxa" w:w="1814"/>
+          </w:tcPr>
+          <w:p>
+            <w:pPr>
+              <w:spacing w:after="40"/>
+            </w:pPr>
+            <w:r/>
+            <w:r>
+              <w:rPr>
+                <w:rFonts w:ascii="맑은 고딕" w:hAnsi="맑은 고딕" w:eastAsia="맑은 고딕"/>
+                <w:b w:val="0"/>
+                <w:sz w:val="19"/>
+              </w:rPr>
+              <w:t>받을 수 있습니다</w:t>
+            </w:r>
+          </w:p>
+        </w:tc>
+        <w:tc>
+          <w:tcPr>
+            <w:tcW w:type="dxa" w:w="1814"/>
+          </w:tcPr>
+          <w:p>
+            <w:pPr>
+              <w:spacing w:after="40"/>
+            </w:pPr>
+            <w:r/>
+            <w:r>
+              <w:rPr>
+                <w:rFonts w:ascii="맑은 고딕" w:hAnsi="맑은 고딕" w:eastAsia="맑은 고딕"/>
+                <w:b w:val="0"/>
+                <w:sz w:val="19"/>
+              </w:rPr>
+              <w:t>오답</w:t>
+            </w:r>
+          </w:p>
+        </w:tc>
+      </w:tr>
+      <w:tr>
+        <w:tc>
+          <w:tcPr>
+            <w:tcW w:type="dxa" w:w="1814"/>
+          </w:tcPr>
+          <w:p>
+            <w:pPr>
+              <w:spacing w:after="40"/>
+            </w:pPr>
+            <w:r/>
+            <w:r>
+              <w:rPr>
+                <w:rFonts w:ascii="맑은 고딕" w:hAnsi="맑은 고딕" w:eastAsia="맑은 고딕"/>
+                <w:b w:val="0"/>
+                <w:sz w:val="19"/>
+              </w:rPr>
+              <w:t>재택근무 횟수</w:t>
+            </w:r>
+          </w:p>
+        </w:tc>
+        <w:tc>
+          <w:tcPr>
+            <w:tcW w:type="dxa" w:w="1814"/>
+          </w:tcPr>
+          <w:p>
+            <w:pPr>
+              <w:spacing w:after="40"/>
+            </w:pPr>
+            <w:r/>
+            <w:r>
+              <w:rPr>
+                <w:rFonts w:ascii="D2Coding" w:hAnsi="D2Coding" w:eastAsia="D2Coding"/>
+                <w:color w:val="C0392B"/>
+                <w:sz w:val="18"/>
+              </w:rPr>
+              <w:t>HR-WORK-001</w:t>
+            </w:r>
+            <w:r>
+              <w:rPr>
+                <w:rFonts w:ascii="맑은 고딕" w:hAnsi="맑은 고딕" w:eastAsia="맑은 고딕"/>
+                <w:b w:val="0"/>
+                <w:sz w:val="19"/>
+              </w:rPr>
+              <w:t xml:space="preserve"> 0.7673</w:t>
+            </w:r>
+          </w:p>
+        </w:tc>
+        <w:tc>
+          <w:tcPr>
+            <w:tcW w:type="dxa" w:w="1814"/>
+          </w:tcPr>
+          <w:p>
+            <w:pPr>
+              <w:spacing w:after="40"/>
+            </w:pPr>
+            <w:r/>
+            <w:r>
+              <w:rPr>
+                <w:rFonts w:ascii="D2Coding" w:hAnsi="D2Coding" w:eastAsia="D2Coding"/>
+                <w:color w:val="C0392B"/>
+                <w:sz w:val="18"/>
+              </w:rPr>
+              <w:t>HR-LEAVE-001</w:t>
+            </w:r>
+            <w:r>
+              <w:rPr>
+                <w:rFonts w:ascii="맑은 고딕" w:hAnsi="맑은 고딕" w:eastAsia="맑은 고딕"/>
+                <w:b w:val="0"/>
+                <w:sz w:val="19"/>
+              </w:rPr>
+              <w:t xml:space="preserve"> 0.4619</w:t>
+            </w:r>
+          </w:p>
+        </w:tc>
+        <w:tc>
+          <w:tcPr>
+            <w:tcW w:type="dxa" w:w="1814"/>
+          </w:tcPr>
+          <w:p>
+            <w:pPr>
+              <w:spacing w:after="40"/>
+            </w:pPr>
+            <w:r/>
+            <w:r>
+              <w:rPr>
+                <w:rFonts w:ascii="맑은 고딕" w:hAnsi="맑은 고딕" w:eastAsia="맑은 고딕"/>
+                <w:b w:val="0"/>
+                <w:sz w:val="19"/>
+              </w:rPr>
+              <w:t>주 최대 2회</w:t>
+            </w:r>
+          </w:p>
+        </w:tc>
+        <w:tc>
+          <w:tcPr>
+            <w:tcW w:type="dxa" w:w="1814"/>
+          </w:tcPr>
+          <w:p>
+            <w:pPr>
+              <w:spacing w:after="40"/>
+            </w:pPr>
+            <w:r/>
+            <w:r>
+              <w:rPr>
+                <w:rFonts w:ascii="맑은 고딕" w:hAnsi="맑은 고딕" w:eastAsia="맑은 고딕"/>
+                <w:b w:val="0"/>
+                <w:sz w:val="19"/>
+              </w:rPr>
+              <w:t>정확</w:t>
+            </w:r>
+          </w:p>
+        </w:tc>
+      </w:tr>
+      <w:tr>
+        <w:tc>
+          <w:tcPr>
+            <w:tcW w:type="dxa" w:w="1814"/>
+          </w:tcPr>
+          <w:p>
+            <w:pPr>
+              <w:spacing w:after="40"/>
+            </w:pPr>
+            <w:r/>
+            <w:r>
+              <w:rPr>
+                <w:rFonts w:ascii="맑은 고딕" w:hAnsi="맑은 고딕" w:eastAsia="맑은 고딕"/>
+                <w:b w:val="0"/>
+                <w:sz w:val="19"/>
+              </w:rPr>
+              <w:t>리프레시 휴가</w:t>
+            </w:r>
+          </w:p>
+        </w:tc>
+        <w:tc>
+          <w:tcPr>
+            <w:tcW w:type="dxa" w:w="1814"/>
+          </w:tcPr>
+          <w:p>
+            <w:pPr>
+              <w:spacing w:after="40"/>
+            </w:pPr>
+            <w:r/>
+            <w:r>
+              <w:rPr>
+                <w:rFonts w:ascii="D2Coding" w:hAnsi="D2Coding" w:eastAsia="D2Coding"/>
+                <w:color w:val="C0392B"/>
+                <w:sz w:val="18"/>
+              </w:rPr>
+              <w:t>HR-LEAVE-001</w:t>
+            </w:r>
+            <w:r>
+              <w:rPr>
+                <w:rFonts w:ascii="맑은 고딕" w:hAnsi="맑은 고딕" w:eastAsia="맑은 고딕"/>
+                <w:b w:val="0"/>
+                <w:sz w:val="19"/>
+              </w:rPr>
+              <w:t xml:space="preserve"> 0.7152</w:t>
+            </w:r>
+          </w:p>
+        </w:tc>
+        <w:tc>
+          <w:tcPr>
+            <w:tcW w:type="dxa" w:w="1814"/>
+          </w:tcPr>
+          <w:p>
+            <w:pPr>
+              <w:spacing w:after="40"/>
+            </w:pPr>
+            <w:r/>
+            <w:r>
+              <w:rPr>
+                <w:rFonts w:ascii="D2Coding" w:hAnsi="D2Coding" w:eastAsia="D2Coding"/>
+                <w:color w:val="C0392B"/>
+                <w:sz w:val="18"/>
+              </w:rPr>
+              <w:t>HR-WORK-001</w:t>
+            </w:r>
+            <w:r>
+              <w:rPr>
+                <w:rFonts w:ascii="맑은 고딕" w:hAnsi="맑은 고딕" w:eastAsia="맑은 고딕"/>
+                <w:b w:val="0"/>
+                <w:sz w:val="19"/>
+              </w:rPr>
+              <w:t xml:space="preserve"> 0.4964</w:t>
+            </w:r>
+          </w:p>
+        </w:tc>
+        <w:tc>
+          <w:tcPr>
+            <w:tcW w:type="dxa" w:w="1814"/>
+          </w:tcPr>
+          <w:p>
+            <w:pPr>
+              <w:spacing w:after="40"/>
+            </w:pPr>
+            <w:r/>
+            <w:r>
+              <w:rPr>
+                <w:rFonts w:ascii="맑은 고딕" w:hAnsi="맑은 고딕" w:eastAsia="맑은 고딕"/>
+                <w:b w:val="0"/>
+                <w:sz w:val="19"/>
+              </w:rPr>
+              <w:t>입사 3년 충족 시</w:t>
+            </w:r>
+          </w:p>
+        </w:tc>
+        <w:tc>
+          <w:tcPr>
+            <w:tcW w:type="dxa" w:w="1814"/>
+          </w:tcPr>
+          <w:p>
+            <w:pPr>
+              <w:spacing w:after="40"/>
+            </w:pPr>
+            <w:r/>
+            <w:r>
+              <w:rPr>
+                <w:rFonts w:ascii="맑은 고딕" w:hAnsi="맑은 고딕" w:eastAsia="맑은 고딕"/>
+                <w:b w:val="0"/>
+                <w:sz w:val="19"/>
+              </w:rPr>
+              <w:t>정확</w:t>
+            </w:r>
+          </w:p>
+        </w:tc>
+      </w:tr>
+      <w:tr>
+        <w:tc>
+          <w:tcPr>
+            <w:tcW w:type="dxa" w:w="1814"/>
+          </w:tcPr>
+          <w:p>
+            <w:pPr>
+              <w:spacing w:after="40"/>
+            </w:pPr>
+            <w:r/>
+            <w:r>
+              <w:rPr>
+                <w:rFonts w:ascii="맑은 고딕" w:hAnsi="맑은 고딕" w:eastAsia="맑은 고딕"/>
+                <w:b w:val="0"/>
+                <w:sz w:val="19"/>
+              </w:rPr>
+              <w:t>항공료 전액 지원 (문서 없음)</w:t>
+            </w:r>
+          </w:p>
+        </w:tc>
+        <w:tc>
+          <w:tcPr>
+            <w:tcW w:type="dxa" w:w="1814"/>
+          </w:tcPr>
+          <w:p>
+            <w:pPr>
+              <w:spacing w:after="40"/>
+            </w:pPr>
+            <w:r/>
+            <w:r>
+              <w:rPr>
+                <w:rFonts w:ascii="D2Coding" w:hAnsi="D2Coding" w:eastAsia="D2Coding"/>
+                <w:color w:val="C0392B"/>
+                <w:sz w:val="18"/>
+              </w:rPr>
+              <w:t>HR-EDU-001</w:t>
+            </w:r>
+            <w:r>
+              <w:rPr>
+                <w:rFonts w:ascii="맑은 고딕" w:hAnsi="맑은 고딕" w:eastAsia="맑은 고딕"/>
+                <w:b w:val="0"/>
+                <w:sz w:val="19"/>
+              </w:rPr>
+              <w:t xml:space="preserve"> 0.5647</w:t>
+            </w:r>
+          </w:p>
+        </w:tc>
+        <w:tc>
+          <w:tcPr>
+            <w:tcW w:type="dxa" w:w="1814"/>
+          </w:tcPr>
+          <w:p>
+            <w:pPr>
+              <w:spacing w:after="40"/>
+            </w:pPr>
+            <w:r/>
+            <w:r>
+              <w:rPr>
+                <w:rFonts w:ascii="D2Coding" w:hAnsi="D2Coding" w:eastAsia="D2Coding"/>
+                <w:color w:val="C0392B"/>
+                <w:sz w:val="18"/>
+              </w:rPr>
+              <w:t>HR-EDU-003</w:t>
+            </w:r>
+            <w:r>
+              <w:rPr>
+                <w:rFonts w:ascii="맑은 고딕" w:hAnsi="맑은 고딕" w:eastAsia="맑은 고딕"/>
+                <w:b w:val="0"/>
+                <w:sz w:val="19"/>
+              </w:rPr>
+              <w:t xml:space="preserve"> 0.4470</w:t>
+            </w:r>
+          </w:p>
+        </w:tc>
+        <w:tc>
+          <w:tcPr>
+            <w:tcW w:type="dxa" w:w="1814"/>
+          </w:tcPr>
+          <w:p>
+            <w:pPr>
+              <w:spacing w:after="40"/>
+            </w:pPr>
+            <w:r/>
+            <w:r>
+              <w:rPr>
+                <w:rFonts w:ascii="맑은 고딕" w:hAnsi="맑은 고딕" w:eastAsia="맑은 고딕"/>
+                <w:b w:val="0"/>
+                <w:sz w:val="19"/>
+              </w:rPr>
+              <w:t>확인할 수 없습니다</w:t>
+            </w:r>
+          </w:p>
+        </w:tc>
+        <w:tc>
+          <w:tcPr>
+            <w:tcW w:type="dxa" w:w="1814"/>
+          </w:tcPr>
+          <w:p>
+            <w:pPr>
+              <w:spacing w:after="40"/>
+            </w:pPr>
+            <w:r/>
+            <w:r>
+              <w:rPr>
+                <w:rFonts w:ascii="맑은 고딕" w:hAnsi="맑은 고딕" w:eastAsia="맑은 고딕"/>
+                <w:b w:val="0"/>
+                <w:sz w:val="19"/>
+              </w:rPr>
+              <w:t>가드 동작</w:t>
             </w:r>
           </w:p>
         </w:tc>
@@ -1009,20 +2665,28 @@
           <w:b w:val="0"/>
           <w:sz w:val="21"/>
         </w:rPr>
-        <w:t>검색은 정확히 맞는 문서를 1위로 올렸습니다. 그런데 모델이 그 문서를 읽고 정반대로</w:t>
+        <w:t>읽을 것이 네 가지 있었습니다.</w:t>
       </w:r>
     </w:p>
     <w:p>
       <w:pPr>
         <w:spacing w:after="140" w:line="360" w:lineRule="auto"/>
       </w:pPr>
+      <w:r>
+        <w:rPr>
+          <w:rFonts w:ascii="맑은 고딕" w:hAnsi="맑은 고딕" w:eastAsia="맑은 고딕"/>
+          <w:b/>
+          <w:sz w:val="21"/>
+        </w:rPr>
+        <w:t>질문마다 다른 문서가 올라왔습니다.</w:t>
+      </w:r>
       <w:r>
         <w:rPr>
           <w:rFonts w:ascii="맑은 고딕" w:hAnsi="맑은 고딕" w:eastAsia="맑은 고딕"/>
           <w:b w:val="0"/>
           <w:sz w:val="21"/>
         </w:rPr>
-        <w:t>답했고, 금액을 차등 지급한다는 없는 조건까지 덧붙였습니다.</w:t>
+        <w:t xml:space="preserve"> 전체 지식을 통째로 프롬프트에 넣는 방식이</w:t>
       </w:r>
     </w:p>
     <w:p>
@@ -1035,7 +2699,7 @@
           <w:b w:val="0"/>
           <w:sz w:val="21"/>
         </w:rPr>
-        <w:t>나머지 네 질문은 문서 내용대로 답했습니다. 신청 기한도, 승인 절차 단계도, 재택근무</w:t>
+        <w:t>아니라 필요한 조각만 골라 넣는 구조가 실제로 돕니다. 문서가 수만 건이 되어도 같은</w:t>
       </w:r>
     </w:p>
     <w:p>
@@ -1048,20 +2712,200 @@
           <w:b w:val="0"/>
           <w:sz w:val="21"/>
         </w:rPr>
-        <w:t>가능 일수도 문서에 적힌 그대로 나왔습니다. 다섯 중 하나가 틀린 건데, 규정 안내</w:t>
+        <w:t>코드가 도는 이유입니다.</w:t>
       </w:r>
     </w:p>
     <w:p>
       <w:pPr>
         <w:spacing w:after="140" w:line="360" w:lineRule="auto"/>
       </w:pPr>
+      <w:r>
+        <w:rPr>
+          <w:rFonts w:ascii="맑은 고딕" w:hAnsi="맑은 고딕" w:eastAsia="맑은 고딕"/>
+          <w:b/>
+          <w:sz w:val="21"/>
+        </w:rPr>
+        <w:t>표현이 달라도 찾아냅니다.</w:t>
+      </w:r>
       <w:r>
         <w:rPr>
           <w:rFonts w:ascii="맑은 고딕" w:hAnsi="맑은 고딕" w:eastAsia="맑은 고딕"/>
           <w:b w:val="0"/>
           <w:sz w:val="21"/>
         </w:rPr>
-        <w:t>도우미라면 이 하나가 문제가 됩니다.</w:t>
+        <w:t xml:space="preserve"> 연간 얼마까지 지원받을 수 있는지 물었는데 문서에는</w:t>
+      </w:r>
+    </w:p>
+    <w:p>
+      <w:pPr>
+        <w:spacing w:after="140" w:line="360" w:lineRule="auto"/>
+      </w:pPr>
+      <w:r>
+        <w:rPr>
+          <w:rFonts w:ascii="맑은 고딕" w:hAnsi="맑은 고딕" w:eastAsia="맑은 고딕"/>
+          <w:b w:val="0"/>
+          <w:sz w:val="21"/>
+        </w:rPr>
+        <w:t>1인당 연간 최대 지원 금액이라고 적혀 있습니다. 글자가 겹치지 않는데 0.7812로 1위였습니다.</w:t>
+      </w:r>
+    </w:p>
+    <w:p>
+      <w:pPr>
+        <w:spacing w:after="140" w:line="360" w:lineRule="auto"/>
+      </w:pPr>
+      <w:r>
+        <w:rPr>
+          <w:rFonts w:ascii="맑은 고딕" w:hAnsi="맑은 고딕" w:eastAsia="맑은 고딕"/>
+          <w:b w:val="0"/>
+          <w:sz w:val="21"/>
+        </w:rPr>
+        <w:t>키워드가 아니라 의미로 찾은 것입니다.</w:t>
+      </w:r>
+    </w:p>
+    <w:p>
+      <w:pPr>
+        <w:spacing w:after="140" w:line="360" w:lineRule="auto"/>
+      </w:pPr>
+      <w:r>
+        <w:rPr>
+          <w:rFonts w:ascii="맑은 고딕" w:hAnsi="맑은 고딕" w:eastAsia="맑은 고딕"/>
+          <w:b/>
+          <w:sz w:val="21"/>
+        </w:rPr>
+        <w:t>FAISS는 없는 질문에도 답을 내놓습니다.</w:t>
+      </w:r>
+      <w:r>
+        <w:rPr>
+          <w:rFonts w:ascii="맑은 고딕" w:hAnsi="맑은 고딕" w:eastAsia="맑은 고딕"/>
+          <w:b w:val="0"/>
+          <w:sz w:val="21"/>
+        </w:rPr>
+        <w:t xml:space="preserve"> 항공료 질문은 인덱스에 근거가 없는데도</w:t>
+      </w:r>
+    </w:p>
+    <w:p>
+      <w:pPr>
+        <w:spacing w:after="140" w:line="360" w:lineRule="auto"/>
+      </w:pPr>
+      <w:r>
+        <w:rPr>
+          <w:rFonts w:ascii="맑은 고딕" w:hAnsi="맑은 고딕" w:eastAsia="맑은 고딕"/>
+          <w:b w:val="0"/>
+          <w:sz w:val="21"/>
+        </w:rPr>
+        <w:t>0.5647짜리 무관한 문서가 1위로 나왔습니다. 검색 결과가 있다는 것과 정답이 있다는 것은</w:t>
+      </w:r>
+    </w:p>
+    <w:p>
+      <w:pPr>
+        <w:spacing w:after="140" w:line="360" w:lineRule="auto"/>
+      </w:pPr>
+      <w:r>
+        <w:rPr>
+          <w:rFonts w:ascii="맑은 고딕" w:hAnsi="맑은 고딕" w:eastAsia="맑은 고딕"/>
+          <w:b w:val="0"/>
+          <w:sz w:val="21"/>
+        </w:rPr>
+        <w:t>다릅니다. 이번에는 System Prompt의 가드가 막았지만, 실무라면 유사도 하한, 메타데이터</w:t>
+      </w:r>
+    </w:p>
+    <w:p>
+      <w:pPr>
+        <w:spacing w:after="140" w:line="360" w:lineRule="auto"/>
+      </w:pPr>
+      <w:r>
+        <w:rPr>
+          <w:rFonts w:ascii="맑은 고딕" w:hAnsi="맑은 고딕" w:eastAsia="맑은 고딕"/>
+          <w:b w:val="0"/>
+          <w:sz w:val="21"/>
+        </w:rPr>
+        <w:t>필터, 재순위, 검색 결과 없음 처리가 따로 필요합니다.</w:t>
+      </w:r>
+    </w:p>
+    <w:p>
+      <w:pPr>
+        <w:spacing w:after="140" w:line="360" w:lineRule="auto"/>
+      </w:pPr>
+      <w:r>
+        <w:rPr>
+          <w:rFonts w:ascii="맑은 고딕" w:hAnsi="맑은 고딕" w:eastAsia="맑은 고딕"/>
+          <w:b/>
+          <w:sz w:val="21"/>
+        </w:rPr>
+        <w:t>검색이 맞아도 생성이 틀립니다.</w:t>
+      </w:r>
+      <w:r>
+        <w:rPr>
+          <w:rFonts w:ascii="맑은 고딕" w:hAnsi="맑은 고딕" w:eastAsia="맑은 고딕"/>
+          <w:b w:val="0"/>
+          <w:sz w:val="21"/>
+        </w:rPr>
+        <w:t xml:space="preserve"> 수료율 질문은 검색이 정확히 맞는 문서를 1위로</w:t>
+      </w:r>
+    </w:p>
+    <w:p>
+      <w:pPr>
+        <w:spacing w:after="140" w:line="360" w:lineRule="auto"/>
+      </w:pPr>
+      <w:r>
+        <w:rPr>
+          <w:rFonts w:ascii="맑은 고딕" w:hAnsi="맑은 고딕" w:eastAsia="맑은 고딕"/>
+          <w:b w:val="0"/>
+          <w:sz w:val="21"/>
+        </w:rPr>
+        <w:t>올렸는데, 모델이 그 문서를 읽고 정반대로 답했고 금액을 차등 지급한다는 없는 조건까지</w:t>
+      </w:r>
+    </w:p>
+    <w:p>
+      <w:pPr>
+        <w:spacing w:after="140" w:line="360" w:lineRule="auto"/>
+      </w:pPr>
+      <w:r>
+        <w:rPr>
+          <w:rFonts w:ascii="맑은 고딕" w:hAnsi="맑은 고딕" w:eastAsia="맑은 고딕"/>
+          <w:b w:val="0"/>
+          <w:sz w:val="21"/>
+        </w:rPr>
+        <w:t>덧붙였습니다. 검색 품질과 생성 품질은 따로 관리해야 하는 별개의 것입니다. 2일차의</w:t>
+      </w:r>
+    </w:p>
+    <w:p>
+      <w:pPr>
+        <w:spacing w:after="140" w:line="360" w:lineRule="auto"/>
+      </w:pPr>
+      <w:r>
+        <w:rPr>
+          <w:rFonts w:ascii="맑은 고딕" w:hAnsi="맑은 고딕" w:eastAsia="맑은 고딕"/>
+          <w:b w:val="0"/>
+          <w:sz w:val="21"/>
+        </w:rPr>
+        <w:t>Hallucination 지표가 필요한 이유가 여기 있습니다.</w:t>
+      </w:r>
+    </w:p>
+    <w:p>
+      <w:pPr>
+        <w:spacing w:after="140" w:line="360" w:lineRule="auto"/>
+      </w:pPr>
+      <w:r>
+        <w:rPr>
+          <w:rFonts w:ascii="맑은 고딕" w:hAnsi="맑은 고딕" w:eastAsia="맑은 고딕"/>
+          <w:b w:val="0"/>
+          <w:sz w:val="21"/>
+        </w:rPr>
+        <w:t>임베딩 모델로 BGE-M3를 쓴 것도 이유가 있습니다. 사내 문장은 한국어에 영어 약어와</w:t>
+      </w:r>
+    </w:p>
+    <w:p>
+      <w:pPr>
+        <w:spacing w:after="140" w:line="360" w:lineRule="auto"/>
+      </w:pPr>
+      <w:r>
+        <w:rPr>
+          <w:rFonts w:ascii="맑은 고딕" w:hAnsi="맑은 고딕" w:eastAsia="맑은 고딕"/>
+          <w:b w:val="0"/>
+          <w:sz w:val="21"/>
+        </w:rPr>
+        <w:t>한자가 섞이는데, 다국어에 특화된 임베딩이라야 이 혼합을 견딥니다.</w:t>
       </w:r>
     </w:p>
     <w:p>
@@ -1222,6 +3066,420 @@
       <w:r>
         <w:rPr>
           <w:rFonts w:ascii="맑은 고딕" w:hAnsi="맑은 고딕" w:eastAsia="맑은 고딕"/>
+          <w:b/>
+          <w:sz w:val="21"/>
+        </w:rPr>
+        <w:t>단계마다 데이터의 모양이 바뀝니다</w:t>
+      </w:r>
+    </w:p>
+    <w:tbl>
+      <w:tblPr>
+        <w:tblStyle w:val="TableGrid"/>
+        <w:tblW w:type="auto" w:w="0"/>
+        <w:tblLayout w:type="autofit"/>
+        <w:tblLook w:firstColumn="1" w:firstRow="1" w:lastColumn="0" w:lastRow="0" w:noHBand="0" w:noVBand="1" w:val="04A0"/>
+      </w:tblPr>
+      <w:tblGrid>
+        <w:gridCol w:w="3024"/>
+        <w:gridCol w:w="3024"/>
+        <w:gridCol w:w="3024"/>
+      </w:tblGrid>
+      <w:tr>
+        <w:tc>
+          <w:tcPr>
+            <w:tcW w:type="dxa" w:w="3024"/>
+            <w:shd w:val="clear" w:fill="EDF2F7"/>
+          </w:tcPr>
+          <w:p>
+            <w:pPr>
+              <w:spacing w:after="40"/>
+            </w:pPr>
+            <w:r/>
+            <w:r>
+              <w:rPr>
+                <w:rFonts w:ascii="맑은 고딕" w:hAnsi="맑은 고딕" w:eastAsia="맑은 고딕"/>
+                <w:b/>
+                <w:sz w:val="19"/>
+              </w:rPr>
+              <w:t>단계</w:t>
+            </w:r>
+          </w:p>
+        </w:tc>
+        <w:tc>
+          <w:tcPr>
+            <w:tcW w:type="dxa" w:w="3024"/>
+            <w:shd w:val="clear" w:fill="EDF2F7"/>
+          </w:tcPr>
+          <w:p>
+            <w:pPr>
+              <w:spacing w:after="40"/>
+            </w:pPr>
+            <w:r/>
+            <w:r>
+              <w:rPr>
+                <w:rFonts w:ascii="맑은 고딕" w:hAnsi="맑은 고딕" w:eastAsia="맑은 고딕"/>
+                <w:b/>
+                <w:sz w:val="19"/>
+              </w:rPr>
+              <w:t>형태</w:t>
+            </w:r>
+          </w:p>
+        </w:tc>
+        <w:tc>
+          <w:tcPr>
+            <w:tcW w:type="dxa" w:w="3024"/>
+            <w:shd w:val="clear" w:fill="EDF2F7"/>
+          </w:tcPr>
+          <w:p>
+            <w:pPr>
+              <w:spacing w:after="40"/>
+            </w:pPr>
+            <w:r/>
+            <w:r>
+              <w:rPr>
+                <w:rFonts w:ascii="맑은 고딕" w:hAnsi="맑은 고딕" w:eastAsia="맑은 고딕"/>
+                <w:b/>
+                <w:sz w:val="19"/>
+              </w:rPr>
+              <w:t>읽는 쪽</w:t>
+            </w:r>
+          </w:p>
+        </w:tc>
+      </w:tr>
+      <w:tr>
+        <w:tc>
+          <w:tcPr>
+            <w:tcW w:type="dxa" w:w="3024"/>
+          </w:tcPr>
+          <w:p>
+            <w:pPr>
+              <w:spacing w:after="40"/>
+            </w:pPr>
+            <w:r/>
+            <w:r>
+              <w:rPr>
+                <w:rFonts w:ascii="맑은 고딕" w:hAnsi="맑은 고딕" w:eastAsia="맑은 고딕"/>
+                <w:b w:val="0"/>
+                <w:sz w:val="19"/>
+              </w:rPr>
+              <w:t>원본 문서</w:t>
+            </w:r>
+          </w:p>
+        </w:tc>
+        <w:tc>
+          <w:tcPr>
+            <w:tcW w:type="dxa" w:w="3024"/>
+          </w:tcPr>
+          <w:p>
+            <w:pPr>
+              <w:spacing w:after="40"/>
+            </w:pPr>
+            <w:r/>
+            <w:r>
+              <w:rPr>
+                <w:rFonts w:ascii="맑은 고딕" w:hAnsi="맑은 고딕" w:eastAsia="맑은 고딕"/>
+                <w:b w:val="0"/>
+                <w:sz w:val="19"/>
+              </w:rPr>
+              <w:t>한국어 텍스트</w:t>
+            </w:r>
+          </w:p>
+        </w:tc>
+        <w:tc>
+          <w:tcPr>
+            <w:tcW w:type="dxa" w:w="3024"/>
+          </w:tcPr>
+          <w:p>
+            <w:pPr>
+              <w:spacing w:after="40"/>
+            </w:pPr>
+            <w:r/>
+            <w:r>
+              <w:rPr>
+                <w:rFonts w:ascii="맑은 고딕" w:hAnsi="맑은 고딕" w:eastAsia="맑은 고딕"/>
+                <w:b w:val="0"/>
+                <w:sz w:val="19"/>
+              </w:rPr>
+              <w:t>사람</w:t>
+            </w:r>
+          </w:p>
+        </w:tc>
+      </w:tr>
+      <w:tr>
+        <w:tc>
+          <w:tcPr>
+            <w:tcW w:type="dxa" w:w="3024"/>
+          </w:tcPr>
+          <w:p>
+            <w:pPr>
+              <w:spacing w:after="40"/>
+            </w:pPr>
+            <w:r/>
+            <w:r>
+              <w:rPr>
+                <w:rFonts w:ascii="맑은 고딕" w:hAnsi="맑은 고딕" w:eastAsia="맑은 고딕"/>
+                <w:b w:val="0"/>
+                <w:sz w:val="19"/>
+              </w:rPr>
+              <w:t>임베딩 후</w:t>
+            </w:r>
+          </w:p>
+        </w:tc>
+        <w:tc>
+          <w:tcPr>
+            <w:tcW w:type="dxa" w:w="3024"/>
+          </w:tcPr>
+          <w:p>
+            <w:pPr>
+              <w:spacing w:after="40"/>
+            </w:pPr>
+            <w:r/>
+            <w:r>
+              <w:rPr>
+                <w:rFonts w:ascii="맑은 고딕" w:hAnsi="맑은 고딕" w:eastAsia="맑은 고딕"/>
+                <w:b w:val="0"/>
+                <w:sz w:val="19"/>
+              </w:rPr>
+              <w:t>1024차원 실수 벡터</w:t>
+            </w:r>
+          </w:p>
+        </w:tc>
+        <w:tc>
+          <w:tcPr>
+            <w:tcW w:type="dxa" w:w="3024"/>
+          </w:tcPr>
+          <w:p>
+            <w:pPr>
+              <w:spacing w:after="40"/>
+            </w:pPr>
+            <w:r/>
+            <w:r>
+              <w:rPr>
+                <w:rFonts w:ascii="맑은 고딕" w:hAnsi="맑은 고딕" w:eastAsia="맑은 고딕"/>
+                <w:b w:val="0"/>
+                <w:sz w:val="19"/>
+              </w:rPr>
+              <w:t>기계</w:t>
+            </w:r>
+          </w:p>
+        </w:tc>
+      </w:tr>
+      <w:tr>
+        <w:tc>
+          <w:tcPr>
+            <w:tcW w:type="dxa" w:w="3024"/>
+          </w:tcPr>
+          <w:p>
+            <w:pPr>
+              <w:spacing w:after="40"/>
+            </w:pPr>
+            <w:r/>
+            <w:r>
+              <w:rPr>
+                <w:rFonts w:ascii="맑은 고딕" w:hAnsi="맑은 고딕" w:eastAsia="맑은 고딕"/>
+                <w:b w:val="0"/>
+                <w:sz w:val="19"/>
+              </w:rPr>
+              <w:t>인덱스 저장</w:t>
+            </w:r>
+          </w:p>
+        </w:tc>
+        <w:tc>
+          <w:tcPr>
+            <w:tcW w:type="dxa" w:w="3024"/>
+          </w:tcPr>
+          <w:p>
+            <w:pPr>
+              <w:spacing w:after="40"/>
+            </w:pPr>
+            <w:r/>
+            <w:r>
+              <w:rPr>
+                <w:rFonts w:ascii="맑은 고딕" w:hAnsi="맑은 고딕" w:eastAsia="맑은 고딕"/>
+                <w:b w:val="0"/>
+                <w:sz w:val="19"/>
+              </w:rPr>
+              <w:t>벡터 인덱스</w:t>
+            </w:r>
+          </w:p>
+        </w:tc>
+        <w:tc>
+          <w:tcPr>
+            <w:tcW w:type="dxa" w:w="3024"/>
+          </w:tcPr>
+          <w:p>
+            <w:pPr>
+              <w:spacing w:after="40"/>
+            </w:pPr>
+            <w:r/>
+            <w:r>
+              <w:rPr>
+                <w:rFonts w:ascii="맑은 고딕" w:hAnsi="맑은 고딕" w:eastAsia="맑은 고딕"/>
+                <w:b w:val="0"/>
+                <w:sz w:val="19"/>
+              </w:rPr>
+              <w:t>기계</w:t>
+            </w:r>
+          </w:p>
+        </w:tc>
+      </w:tr>
+      <w:tr>
+        <w:tc>
+          <w:tcPr>
+            <w:tcW w:type="dxa" w:w="3024"/>
+          </w:tcPr>
+          <w:p>
+            <w:pPr>
+              <w:spacing w:after="40"/>
+            </w:pPr>
+            <w:r/>
+            <w:r>
+              <w:rPr>
+                <w:rFonts w:ascii="맑은 고딕" w:hAnsi="맑은 고딕" w:eastAsia="맑은 고딕"/>
+                <w:b w:val="0"/>
+                <w:sz w:val="19"/>
+              </w:rPr>
+              <w:t>검색 결과</w:t>
+            </w:r>
+          </w:p>
+        </w:tc>
+        <w:tc>
+          <w:tcPr>
+            <w:tcW w:type="dxa" w:w="3024"/>
+          </w:tcPr>
+          <w:p>
+            <w:pPr>
+              <w:spacing w:after="40"/>
+            </w:pPr>
+            <w:r/>
+            <w:r>
+              <w:rPr>
+                <w:rFonts w:ascii="맑은 고딕" w:hAnsi="맑은 고딕" w:eastAsia="맑은 고딕"/>
+                <w:b w:val="0"/>
+                <w:sz w:val="19"/>
+              </w:rPr>
+              <w:t>문서 id와 점수, 원문으로 복원</w:t>
+            </w:r>
+          </w:p>
+        </w:tc>
+        <w:tc>
+          <w:tcPr>
+            <w:tcW w:type="dxa" w:w="3024"/>
+          </w:tcPr>
+          <w:p>
+            <w:pPr>
+              <w:spacing w:after="40"/>
+            </w:pPr>
+            <w:r/>
+            <w:r>
+              <w:rPr>
+                <w:rFonts w:ascii="맑은 고딕" w:hAnsi="맑은 고딕" w:eastAsia="맑은 고딕"/>
+                <w:b w:val="0"/>
+                <w:sz w:val="19"/>
+              </w:rPr>
+              <w:t>기계에서 사람으로</w:t>
+            </w:r>
+          </w:p>
+        </w:tc>
+      </w:tr>
+      <w:tr>
+        <w:tc>
+          <w:tcPr>
+            <w:tcW w:type="dxa" w:w="3024"/>
+          </w:tcPr>
+          <w:p>
+            <w:pPr>
+              <w:spacing w:after="40"/>
+            </w:pPr>
+            <w:r/>
+            <w:r>
+              <w:rPr>
+                <w:rFonts w:ascii="맑은 고딕" w:hAnsi="맑은 고딕" w:eastAsia="맑은 고딕"/>
+                <w:b w:val="0"/>
+                <w:sz w:val="19"/>
+              </w:rPr>
+              <w:t>최종 답변</w:t>
+            </w:r>
+          </w:p>
+        </w:tc>
+        <w:tc>
+          <w:tcPr>
+            <w:tcW w:type="dxa" w:w="3024"/>
+          </w:tcPr>
+          <w:p>
+            <w:pPr>
+              <w:spacing w:after="40"/>
+            </w:pPr>
+            <w:r/>
+            <w:r>
+              <w:rPr>
+                <w:rFonts w:ascii="맑은 고딕" w:hAnsi="맑은 고딕" w:eastAsia="맑은 고딕"/>
+                <w:b w:val="0"/>
+                <w:sz w:val="19"/>
+              </w:rPr>
+              <w:t>자연어 문장</w:t>
+            </w:r>
+          </w:p>
+        </w:tc>
+        <w:tc>
+          <w:tcPr>
+            <w:tcW w:type="dxa" w:w="3024"/>
+          </w:tcPr>
+          <w:p>
+            <w:pPr>
+              <w:spacing w:after="40"/>
+            </w:pPr>
+            <w:r/>
+            <w:r>
+              <w:rPr>
+                <w:rFonts w:ascii="맑은 고딕" w:hAnsi="맑은 고딕" w:eastAsia="맑은 고딕"/>
+                <w:b w:val="0"/>
+                <w:sz w:val="19"/>
+              </w:rPr>
+              <w:t>사람</w:t>
+            </w:r>
+          </w:p>
+        </w:tc>
+      </w:tr>
+    </w:tbl>
+    <w:p>
+      <w:pPr>
+        <w:spacing w:after="80"/>
+      </w:pPr>
+    </w:p>
+    <w:p>
+      <w:pPr>
+        <w:spacing w:after="140" w:line="360" w:lineRule="auto"/>
+      </w:pPr>
+      <w:r>
+        <w:rPr>
+          <w:rFonts w:ascii="맑은 고딕" w:hAnsi="맑은 고딕" w:eastAsia="맑은 고딕"/>
+          <w:b w:val="0"/>
+          <w:sz w:val="21"/>
+        </w:rPr>
+        <w:t>임베딩은 사람이 읽으라고 만든 형태가 아닙니다. 기계가 의미를 비교하도록 바꿔 놓은</w:t>
+      </w:r>
+    </w:p>
+    <w:p>
+      <w:pPr>
+        <w:spacing w:after="140" w:line="360" w:lineRule="auto"/>
+      </w:pPr>
+      <w:r>
+        <w:rPr>
+          <w:rFonts w:ascii="맑은 고딕" w:hAnsi="맑은 고딕" w:eastAsia="맑은 고딕"/>
+          <w:b w:val="0"/>
+          <w:sz w:val="21"/>
+        </w:rPr>
+        <w:t>것이고, 그래서 중간 단계는 사람이 봐도 아무 뜻이 없습니다.</w:t>
+      </w:r>
+    </w:p>
+    <w:p>
+      <w:pPr>
+        <w:spacing w:after="140" w:line="360" w:lineRule="auto"/>
+      </w:pPr>
+      <w:r>
+        <w:rPr>
+          <w:rFonts w:ascii="맑은 고딕" w:hAnsi="맑은 고딕" w:eastAsia="맑은 고딕"/>
           <w:b w:val="0"/>
           <w:sz w:val="21"/>
         </w:rPr>
@@ -1291,6 +3549,32 @@
           <w:sz w:val="21"/>
         </w:rPr>
         <w:t>됩니다.</w:t>
+      </w:r>
+    </w:p>
+    <w:p>
+      <w:pPr>
+        <w:spacing w:after="140" w:line="360" w:lineRule="auto"/>
+      </w:pPr>
+      <w:r>
+        <w:rPr>
+          <w:rFonts w:ascii="맑은 고딕" w:hAnsi="맑은 고딕" w:eastAsia="맑은 고딕"/>
+          <w:b w:val="0"/>
+          <w:sz w:val="21"/>
+        </w:rPr>
+        <w:t>이번 실습은 문서를 쪼개지 않고 통째로 임베딩했습니다. 문서가 길어지면 어디서 끊어</w:t>
+      </w:r>
+    </w:p>
+    <w:p>
+      <w:pPr>
+        <w:spacing w:after="140" w:line="360" w:lineRule="auto"/>
+      </w:pPr>
+      <w:r>
+        <w:rPr>
+          <w:rFonts w:ascii="맑은 고딕" w:hAnsi="맑은 고딕" w:eastAsia="맑은 고딕"/>
+          <w:b w:val="0"/>
+          <w:sz w:val="21"/>
+        </w:rPr>
+        <w:t>넣느냐가 검색 품질을 좌우하는데, 6건짜리로는 그 문제가 드러나지 않습니다.</w:t>
       </w:r>
     </w:p>
     <w:p>
@@ -1389,7 +3673,52 @@
           <w:b w:val="0"/>
           <w:sz w:val="21"/>
         </w:rPr>
-        <w:t>되는지 세어 보는 것이었습니다.</w:t>
+        <w:t>되는지 세어 보는 것이었습니다. 노트북이 준 설정은 rank 8, alpha 16, dropout 0.05이고</w:t>
+      </w:r>
+    </w:p>
+    <w:p>
+      <w:pPr>
+        <w:spacing w:after="140" w:line="360" w:lineRule="auto"/>
+      </w:pPr>
+      <w:r>
+        <w:rPr>
+          <w:rFonts w:ascii="맑은 고딕" w:hAnsi="맑은 고딕" w:eastAsia="맑은 고딕"/>
+          <w:b w:val="0"/>
+          <w:sz w:val="21"/>
+        </w:rPr>
+        <w:t xml:space="preserve">어댑터를 붙일 자리는 </w:t>
+      </w:r>
+      <w:r>
+        <w:rPr>
+          <w:rFonts w:ascii="D2Coding" w:hAnsi="D2Coding" w:eastAsia="D2Coding"/>
+          <w:color w:val="C0392B"/>
+          <w:sz w:val="20"/>
+        </w:rPr>
+        <w:t>q_proj</w:t>
+      </w:r>
+      <w:r>
+        <w:rPr>
+          <w:rFonts w:ascii="맑은 고딕" w:hAnsi="맑은 고딕" w:eastAsia="맑은 고딕"/>
+          <w:b w:val="0"/>
+          <w:sz w:val="21"/>
+        </w:rPr>
+        <w:t xml:space="preserve"> 와 </w:t>
+      </w:r>
+      <w:r>
+        <w:rPr>
+          <w:rFonts w:ascii="D2Coding" w:hAnsi="D2Coding" w:eastAsia="D2Coding"/>
+          <w:color w:val="C0392B"/>
+          <w:sz w:val="20"/>
+        </w:rPr>
+        <w:t>v_proj</w:t>
+      </w:r>
+      <w:r>
+        <w:rPr>
+          <w:rFonts w:ascii="맑은 고딕" w:hAnsi="맑은 고딕" w:eastAsia="맑은 고딕"/>
+          <w:b w:val="0"/>
+          <w:sz w:val="21"/>
+        </w:rPr>
+        <w:t xml:space="preserve"> 두 곳입니다.</w:t>
       </w:r>
     </w:p>
     <w:tbl>
@@ -1693,7 +4022,7 @@
           <w:b w:val="0"/>
           <w:sz w:val="21"/>
         </w:rPr>
-        <w:t>이게 왜 효율적인 방법이 되는지는 학습할 때 무엇이 필요한지를 따라가 보면 보입니다.</w:t>
+        <w:t>늘어난 양이 1,089,536개인데 학습 대상 수와 정확히 같습니다. 늘어난 것이 곧 어댑터입니다.</w:t>
       </w:r>
     </w:p>
     <w:p>
@@ -1706,91 +4035,7 @@
           <w:b w:val="0"/>
           <w:sz w:val="21"/>
         </w:rPr>
-        <w:t>학습 대상 파라미터는 값만 들고 있는 게 아니라 기울기와 옵티마이저 상태를 같이</w:t>
-      </w:r>
-    </w:p>
-    <w:p>
-      <w:pPr>
-        <w:spacing w:after="140" w:line="360" w:lineRule="auto"/>
-      </w:pPr>
-      <w:r>
-        <w:rPr>
-          <w:rFonts w:ascii="맑은 고딕" w:hAnsi="맑은 고딕" w:eastAsia="맑은 고딕"/>
-          <w:b w:val="0"/>
-          <w:sz w:val="21"/>
-        </w:rPr>
-        <w:t>들고 있어야 합니다. 학습 대상이 0.07%로 줄면 그 부담도 같이 줄고, 16GB 노트북에서</w:t>
-      </w:r>
-    </w:p>
-    <w:p>
-      <w:pPr>
-        <w:spacing w:after="140" w:line="360" w:lineRule="auto"/>
-      </w:pPr>
-      <w:r>
-        <w:rPr>
-          <w:rFonts w:ascii="맑은 고딕" w:hAnsi="맑은 고딕" w:eastAsia="맑은 고딕"/>
-          <w:b w:val="0"/>
-          <w:sz w:val="21"/>
-        </w:rPr>
-        <w:t>15억짜리 모델을 건드려 볼 수 있게 됩니다. 저장할 것도 어댑터뿐이라 원본 모델을</w:t>
-      </w:r>
-    </w:p>
-    <w:p>
-      <w:pPr>
-        <w:spacing w:after="140" w:line="360" w:lineRule="auto"/>
-      </w:pPr>
-      <w:r>
-        <w:rPr>
-          <w:rFonts w:ascii="맑은 고딕" w:hAnsi="맑은 고딕" w:eastAsia="맑은 고딕"/>
-          <w:b w:val="0"/>
-          <w:sz w:val="21"/>
-        </w:rPr>
-        <w:t>복사해 두지 않아도 됩니다.</w:t>
-      </w:r>
-    </w:p>
-    <w:p>
-      <w:pPr>
-        <w:spacing w:after="140" w:line="360" w:lineRule="auto"/>
-      </w:pPr>
-      <w:r>
-        <w:rPr>
-          <w:rFonts w:ascii="맑은 고딕" w:hAnsi="맑은 고딕" w:eastAsia="맑은 고딕"/>
-          <w:b w:val="0"/>
-          <w:sz w:val="21"/>
-        </w:rPr>
-        <w:t xml:space="preserve">출력된 파라미터 이름을 보니 </w:t>
-      </w:r>
-      <w:r>
-        <w:rPr>
-          <w:rFonts w:ascii="D2Coding" w:hAnsi="D2Coding" w:eastAsia="D2Coding"/>
-          <w:color w:val="C0392B"/>
-          <w:sz w:val="20"/>
-        </w:rPr>
-        <w:t>q_proj</w:t>
-      </w:r>
-      <w:r>
-        <w:rPr>
-          <w:rFonts w:ascii="맑은 고딕" w:hAnsi="맑은 고딕" w:eastAsia="맑은 고딕"/>
-          <w:b w:val="0"/>
-          <w:sz w:val="21"/>
-        </w:rPr>
-        <w:t xml:space="preserve"> 와 </w:t>
-      </w:r>
-      <w:r>
-        <w:rPr>
-          <w:rFonts w:ascii="D2Coding" w:hAnsi="D2Coding" w:eastAsia="D2Coding"/>
-          <w:color w:val="C0392B"/>
-          <w:sz w:val="20"/>
-        </w:rPr>
-        <w:t>v_proj</w:t>
-      </w:r>
-      <w:r>
-        <w:rPr>
-          <w:rFonts w:ascii="맑은 고딕" w:hAnsi="맑은 고딕" w:eastAsia="맑은 고딕"/>
-          <w:b w:val="0"/>
-          <w:sz w:val="21"/>
-        </w:rPr>
-        <w:t xml:space="preserve"> 두 곳에만 붙어 있었고 </w:t>
+        <w:t xml:space="preserve">학습 대상 이름을 뽑아 보니 전부 </w:t>
       </w:r>
       <w:r>
         <w:rPr>
@@ -1806,20 +4051,7 @@
           <w:b w:val="0"/>
           <w:sz w:val="21"/>
         </w:rPr>
-        <w:t xml:space="preserve"> 의</w:t>
-      </w:r>
-    </w:p>
-    <w:p>
-      <w:pPr>
-        <w:spacing w:after="140" w:line="360" w:lineRule="auto"/>
-      </w:pPr>
-      <w:r>
-        <w:rPr>
-          <w:rFonts w:ascii="맑은 고딕" w:hAnsi="맑은 고딕" w:eastAsia="맑은 고딕"/>
-          <w:b w:val="0"/>
-          <w:sz w:val="21"/>
-        </w:rPr>
-        <w:t xml:space="preserve">shape이 </w:t>
+        <w:t xml:space="preserve"> 아니면 </w:t>
       </w:r>
       <w:r>
         <w:rPr>
@@ -1827,7 +4059,7 @@
           <w:color w:val="C0392B"/>
           <w:sz w:val="20"/>
         </w:rPr>
-        <w:t>[8, 1536]</w:t>
+        <w:t>lora_B</w:t>
       </w:r>
       <w:r>
         <w:rPr>
@@ -1835,7 +4067,7 @@
           <w:b w:val="0"/>
           <w:sz w:val="21"/>
         </w:rPr>
-        <w:t xml:space="preserve"> 이라 rank 8이었습니다. 노트북 설정이 그렇게 되어 있습니다.</w:t>
+        <w:t xml:space="preserve"> 였습니다. Base의 기존</w:t>
       </w:r>
     </w:p>
     <w:p>
@@ -1848,7 +4080,667 @@
           <w:b w:val="0"/>
           <w:sz w:val="21"/>
         </w:rPr>
-        <w:t>2일차에 쓰는 학습 스크립트는 rank 16에 7개 모듈이라 이 값과 다릅니다.</w:t>
+        <w:t>가중치는 하나도 학습 대상이 아닙니다.</w:t>
+      </w:r>
+    </w:p>
+    <w:p>
+      <w:pPr>
+        <w:spacing w:after="140" w:line="360" w:lineRule="auto"/>
+      </w:pPr>
+      <w:r>
+        <w:rPr>
+          <w:rFonts w:ascii="맑은 고딕" w:hAnsi="맑은 고딕" w:eastAsia="맑은 고딕"/>
+          <w:b/>
+          <w:sz w:val="21"/>
+        </w:rPr>
+        <w:t>레이어 하나에 붙는 것</w:t>
+      </w:r>
+    </w:p>
+    <w:tbl>
+      <w:tblPr>
+        <w:tblStyle w:val="TableGrid"/>
+        <w:tblW w:type="auto" w:w="0"/>
+        <w:tblLayout w:type="autofit"/>
+        <w:tblLook w:firstColumn="1" w:firstRow="1" w:lastColumn="0" w:lastRow="0" w:noHBand="0" w:noVBand="1" w:val="04A0"/>
+      </w:tblPr>
+      <w:tblGrid>
+        <w:gridCol w:w="2268"/>
+        <w:gridCol w:w="2268"/>
+        <w:gridCol w:w="2268"/>
+        <w:gridCol w:w="2268"/>
+      </w:tblGrid>
+      <w:tr>
+        <w:tc>
+          <w:tcPr>
+            <w:tcW w:type="dxa" w:w="2268"/>
+            <w:shd w:val="clear" w:fill="EDF2F7"/>
+          </w:tcPr>
+          <w:p>
+            <w:pPr>
+              <w:spacing w:after="40"/>
+            </w:pPr>
+            <w:r/>
+            <w:r>
+              <w:rPr>
+                <w:rFonts w:ascii="맑은 고딕" w:hAnsi="맑은 고딕" w:eastAsia="맑은 고딕"/>
+                <w:b/>
+                <w:sz w:val="19"/>
+              </w:rPr>
+              <w:t>자리</w:t>
+            </w:r>
+          </w:p>
+        </w:tc>
+        <w:tc>
+          <w:tcPr>
+            <w:tcW w:type="dxa" w:w="2268"/>
+            <w:shd w:val="clear" w:fill="EDF2F7"/>
+          </w:tcPr>
+          <w:p>
+            <w:pPr>
+              <w:spacing w:after="40"/>
+            </w:pPr>
+            <w:r/>
+            <w:r>
+              <w:rPr>
+                <w:rFonts w:ascii="맑은 고딕" w:hAnsi="맑은 고딕" w:eastAsia="맑은 고딕"/>
+                <w:b/>
+                <w:sz w:val="19"/>
+              </w:rPr>
+              <w:t>이름</w:t>
+            </w:r>
+          </w:p>
+        </w:tc>
+        <w:tc>
+          <w:tcPr>
+            <w:tcW w:type="dxa" w:w="2268"/>
+            <w:shd w:val="clear" w:fill="EDF2F7"/>
+          </w:tcPr>
+          <w:p>
+            <w:pPr>
+              <w:spacing w:after="40"/>
+            </w:pPr>
+            <w:r/>
+            <w:r>
+              <w:rPr>
+                <w:rFonts w:ascii="맑은 고딕" w:hAnsi="맑은 고딕" w:eastAsia="맑은 고딕"/>
+                <w:b/>
+                <w:sz w:val="19"/>
+              </w:rPr>
+              <w:t>shape</w:t>
+            </w:r>
+          </w:p>
+        </w:tc>
+        <w:tc>
+          <w:tcPr>
+            <w:tcW w:type="dxa" w:w="2268"/>
+            <w:shd w:val="clear" w:fill="EDF2F7"/>
+          </w:tcPr>
+          <w:p>
+            <w:pPr>
+              <w:spacing w:after="40"/>
+            </w:pPr>
+            <w:r/>
+            <w:r>
+              <w:rPr>
+                <w:rFonts w:ascii="맑은 고딕" w:hAnsi="맑은 고딕" w:eastAsia="맑은 고딕"/>
+                <w:b/>
+                <w:sz w:val="19"/>
+              </w:rPr>
+              <w:t>개수</w:t>
+            </w:r>
+          </w:p>
+        </w:tc>
+      </w:tr>
+      <w:tr>
+        <w:tc>
+          <w:tcPr>
+            <w:tcW w:type="dxa" w:w="2268"/>
+          </w:tcPr>
+          <w:p>
+            <w:pPr>
+              <w:spacing w:after="40"/>
+            </w:pPr>
+            <w:r/>
+            <w:r>
+              <w:rPr>
+                <w:rFonts w:ascii="D2Coding" w:hAnsi="D2Coding" w:eastAsia="D2Coding"/>
+                <w:color w:val="C0392B"/>
+                <w:sz w:val="18"/>
+              </w:rPr>
+              <w:t>q_proj</w:t>
+            </w:r>
+          </w:p>
+        </w:tc>
+        <w:tc>
+          <w:tcPr>
+            <w:tcW w:type="dxa" w:w="2268"/>
+          </w:tcPr>
+          <w:p>
+            <w:pPr>
+              <w:spacing w:after="40"/>
+            </w:pPr>
+            <w:r/>
+            <w:r>
+              <w:rPr>
+                <w:rFonts w:ascii="D2Coding" w:hAnsi="D2Coding" w:eastAsia="D2Coding"/>
+                <w:color w:val="C0392B"/>
+                <w:sz w:val="18"/>
+              </w:rPr>
+              <w:t>lora_A</w:t>
+            </w:r>
+          </w:p>
+        </w:tc>
+        <w:tc>
+          <w:tcPr>
+            <w:tcW w:type="dxa" w:w="2268"/>
+          </w:tcPr>
+          <w:p>
+            <w:pPr>
+              <w:spacing w:after="40"/>
+            </w:pPr>
+            <w:r/>
+            <w:r>
+              <w:rPr>
+                <w:rFonts w:ascii="D2Coding" w:hAnsi="D2Coding" w:eastAsia="D2Coding"/>
+                <w:color w:val="C0392B"/>
+                <w:sz w:val="18"/>
+              </w:rPr>
+              <w:t>[8, 1536]</w:t>
+            </w:r>
+          </w:p>
+        </w:tc>
+        <w:tc>
+          <w:tcPr>
+            <w:tcW w:type="dxa" w:w="2268"/>
+          </w:tcPr>
+          <w:p>
+            <w:pPr>
+              <w:spacing w:after="40"/>
+            </w:pPr>
+            <w:r/>
+            <w:r>
+              <w:rPr>
+                <w:rFonts w:ascii="맑은 고딕" w:hAnsi="맑은 고딕" w:eastAsia="맑은 고딕"/>
+                <w:b w:val="0"/>
+                <w:sz w:val="19"/>
+              </w:rPr>
+              <w:t>12,288</w:t>
+            </w:r>
+          </w:p>
+        </w:tc>
+      </w:tr>
+      <w:tr>
+        <w:tc>
+          <w:tcPr>
+            <w:tcW w:type="dxa" w:w="2268"/>
+          </w:tcPr>
+          <w:p>
+            <w:pPr>
+              <w:spacing w:after="40"/>
+            </w:pPr>
+            <w:r/>
+            <w:r>
+              <w:rPr>
+                <w:rFonts w:ascii="D2Coding" w:hAnsi="D2Coding" w:eastAsia="D2Coding"/>
+                <w:color w:val="C0392B"/>
+                <w:sz w:val="18"/>
+              </w:rPr>
+              <w:t>q_proj</w:t>
+            </w:r>
+          </w:p>
+        </w:tc>
+        <w:tc>
+          <w:tcPr>
+            <w:tcW w:type="dxa" w:w="2268"/>
+          </w:tcPr>
+          <w:p>
+            <w:pPr>
+              <w:spacing w:after="40"/>
+            </w:pPr>
+            <w:r/>
+            <w:r>
+              <w:rPr>
+                <w:rFonts w:ascii="D2Coding" w:hAnsi="D2Coding" w:eastAsia="D2Coding"/>
+                <w:color w:val="C0392B"/>
+                <w:sz w:val="18"/>
+              </w:rPr>
+              <w:t>lora_B</w:t>
+            </w:r>
+          </w:p>
+        </w:tc>
+        <w:tc>
+          <w:tcPr>
+            <w:tcW w:type="dxa" w:w="2268"/>
+          </w:tcPr>
+          <w:p>
+            <w:pPr>
+              <w:spacing w:after="40"/>
+            </w:pPr>
+            <w:r/>
+            <w:r>
+              <w:rPr>
+                <w:rFonts w:ascii="D2Coding" w:hAnsi="D2Coding" w:eastAsia="D2Coding"/>
+                <w:color w:val="C0392B"/>
+                <w:sz w:val="18"/>
+              </w:rPr>
+              <w:t>[1536, 8]</w:t>
+            </w:r>
+          </w:p>
+        </w:tc>
+        <w:tc>
+          <w:tcPr>
+            <w:tcW w:type="dxa" w:w="2268"/>
+          </w:tcPr>
+          <w:p>
+            <w:pPr>
+              <w:spacing w:after="40"/>
+            </w:pPr>
+            <w:r/>
+            <w:r>
+              <w:rPr>
+                <w:rFonts w:ascii="맑은 고딕" w:hAnsi="맑은 고딕" w:eastAsia="맑은 고딕"/>
+                <w:b w:val="0"/>
+                <w:sz w:val="19"/>
+              </w:rPr>
+              <w:t>12,288</w:t>
+            </w:r>
+          </w:p>
+        </w:tc>
+      </w:tr>
+      <w:tr>
+        <w:tc>
+          <w:tcPr>
+            <w:tcW w:type="dxa" w:w="2268"/>
+          </w:tcPr>
+          <w:p>
+            <w:pPr>
+              <w:spacing w:after="40"/>
+            </w:pPr>
+            <w:r/>
+            <w:r>
+              <w:rPr>
+                <w:rFonts w:ascii="D2Coding" w:hAnsi="D2Coding" w:eastAsia="D2Coding"/>
+                <w:color w:val="C0392B"/>
+                <w:sz w:val="18"/>
+              </w:rPr>
+              <w:t>v_proj</w:t>
+            </w:r>
+          </w:p>
+        </w:tc>
+        <w:tc>
+          <w:tcPr>
+            <w:tcW w:type="dxa" w:w="2268"/>
+          </w:tcPr>
+          <w:p>
+            <w:pPr>
+              <w:spacing w:after="40"/>
+            </w:pPr>
+            <w:r/>
+            <w:r>
+              <w:rPr>
+                <w:rFonts w:ascii="D2Coding" w:hAnsi="D2Coding" w:eastAsia="D2Coding"/>
+                <w:color w:val="C0392B"/>
+                <w:sz w:val="18"/>
+              </w:rPr>
+              <w:t>lora_A</w:t>
+            </w:r>
+          </w:p>
+        </w:tc>
+        <w:tc>
+          <w:tcPr>
+            <w:tcW w:type="dxa" w:w="2268"/>
+          </w:tcPr>
+          <w:p>
+            <w:pPr>
+              <w:spacing w:after="40"/>
+            </w:pPr>
+            <w:r/>
+            <w:r>
+              <w:rPr>
+                <w:rFonts w:ascii="D2Coding" w:hAnsi="D2Coding" w:eastAsia="D2Coding"/>
+                <w:color w:val="C0392B"/>
+                <w:sz w:val="18"/>
+              </w:rPr>
+              <w:t>[8, 1536]</w:t>
+            </w:r>
+          </w:p>
+        </w:tc>
+        <w:tc>
+          <w:tcPr>
+            <w:tcW w:type="dxa" w:w="2268"/>
+          </w:tcPr>
+          <w:p>
+            <w:pPr>
+              <w:spacing w:after="40"/>
+            </w:pPr>
+            <w:r/>
+            <w:r>
+              <w:rPr>
+                <w:rFonts w:ascii="맑은 고딕" w:hAnsi="맑은 고딕" w:eastAsia="맑은 고딕"/>
+                <w:b w:val="0"/>
+                <w:sz w:val="19"/>
+              </w:rPr>
+              <w:t>12,288</w:t>
+            </w:r>
+          </w:p>
+        </w:tc>
+      </w:tr>
+      <w:tr>
+        <w:tc>
+          <w:tcPr>
+            <w:tcW w:type="dxa" w:w="2268"/>
+          </w:tcPr>
+          <w:p>
+            <w:pPr>
+              <w:spacing w:after="40"/>
+            </w:pPr>
+            <w:r/>
+            <w:r>
+              <w:rPr>
+                <w:rFonts w:ascii="D2Coding" w:hAnsi="D2Coding" w:eastAsia="D2Coding"/>
+                <w:color w:val="C0392B"/>
+                <w:sz w:val="18"/>
+              </w:rPr>
+              <w:t>v_proj</w:t>
+            </w:r>
+          </w:p>
+        </w:tc>
+        <w:tc>
+          <w:tcPr>
+            <w:tcW w:type="dxa" w:w="2268"/>
+          </w:tcPr>
+          <w:p>
+            <w:pPr>
+              <w:spacing w:after="40"/>
+            </w:pPr>
+            <w:r/>
+            <w:r>
+              <w:rPr>
+                <w:rFonts w:ascii="D2Coding" w:hAnsi="D2Coding" w:eastAsia="D2Coding"/>
+                <w:color w:val="C0392B"/>
+                <w:sz w:val="18"/>
+              </w:rPr>
+              <w:t>lora_B</w:t>
+            </w:r>
+          </w:p>
+        </w:tc>
+        <w:tc>
+          <w:tcPr>
+            <w:tcW w:type="dxa" w:w="2268"/>
+          </w:tcPr>
+          <w:p>
+            <w:pPr>
+              <w:spacing w:after="40"/>
+            </w:pPr>
+            <w:r/>
+            <w:r>
+              <w:rPr>
+                <w:rFonts w:ascii="D2Coding" w:hAnsi="D2Coding" w:eastAsia="D2Coding"/>
+                <w:color w:val="C0392B"/>
+                <w:sz w:val="18"/>
+              </w:rPr>
+              <w:t>[256, 8]</w:t>
+            </w:r>
+          </w:p>
+        </w:tc>
+        <w:tc>
+          <w:tcPr>
+            <w:tcW w:type="dxa" w:w="2268"/>
+          </w:tcPr>
+          <w:p>
+            <w:pPr>
+              <w:spacing w:after="40"/>
+            </w:pPr>
+            <w:r/>
+            <w:r>
+              <w:rPr>
+                <w:rFonts w:ascii="맑은 고딕" w:hAnsi="맑은 고딕" w:eastAsia="맑은 고딕"/>
+                <w:b w:val="0"/>
+                <w:sz w:val="19"/>
+              </w:rPr>
+              <w:t>2,048</w:t>
+            </w:r>
+          </w:p>
+        </w:tc>
+      </w:tr>
+      <w:tr>
+        <w:tc>
+          <w:tcPr>
+            <w:tcW w:type="dxa" w:w="2268"/>
+          </w:tcPr>
+          <w:p>
+            <w:pPr>
+              <w:spacing w:after="40"/>
+            </w:pPr>
+            <w:r/>
+          </w:p>
+        </w:tc>
+        <w:tc>
+          <w:tcPr>
+            <w:tcW w:type="dxa" w:w="2268"/>
+          </w:tcPr>
+          <w:p>
+            <w:pPr>
+              <w:spacing w:after="40"/>
+            </w:pPr>
+            <w:r/>
+          </w:p>
+        </w:tc>
+        <w:tc>
+          <w:tcPr>
+            <w:tcW w:type="dxa" w:w="2268"/>
+          </w:tcPr>
+          <w:p>
+            <w:pPr>
+              <w:spacing w:after="40"/>
+            </w:pPr>
+            <w:r/>
+            <w:r>
+              <w:rPr>
+                <w:rFonts w:ascii="맑은 고딕" w:hAnsi="맑은 고딕" w:eastAsia="맑은 고딕"/>
+                <w:b w:val="0"/>
+                <w:sz w:val="19"/>
+              </w:rPr>
+              <w:t>합계</w:t>
+            </w:r>
+          </w:p>
+        </w:tc>
+        <w:tc>
+          <w:tcPr>
+            <w:tcW w:type="dxa" w:w="2268"/>
+          </w:tcPr>
+          <w:p>
+            <w:pPr>
+              <w:spacing w:after="40"/>
+            </w:pPr>
+            <w:r/>
+            <w:r>
+              <w:rPr>
+                <w:rFonts w:ascii="맑은 고딕" w:hAnsi="맑은 고딕" w:eastAsia="맑은 고딕"/>
+                <w:b w:val="0"/>
+                <w:sz w:val="19"/>
+              </w:rPr>
+              <w:t>38,912</w:t>
+            </w:r>
+          </w:p>
+        </w:tc>
+      </w:tr>
+    </w:tbl>
+    <w:p>
+      <w:pPr>
+        <w:spacing w:after="80"/>
+      </w:pPr>
+    </w:p>
+    <w:p>
+      <w:pPr>
+        <w:spacing w:after="140" w:line="360" w:lineRule="auto"/>
+      </w:pPr>
+      <w:r>
+        <w:rPr>
+          <w:rFonts w:ascii="맑은 고딕" w:hAnsi="맑은 고딕" w:eastAsia="맑은 고딕"/>
+          <w:b w:val="0"/>
+          <w:sz w:val="21"/>
+        </w:rPr>
+        <w:t>38,912에 레이어 28개를 곱하면 1,089,536입니다. PEFT가 찍은 값과 맞습니다.</w:t>
+      </w:r>
+    </w:p>
+    <w:p>
+      <w:pPr>
+        <w:spacing w:after="140" w:line="360" w:lineRule="auto"/>
+      </w:pPr>
+      <w:r>
+        <w:rPr>
+          <w:rFonts w:ascii="맑은 고딕" w:hAnsi="맑은 고딕" w:eastAsia="맑은 고딕"/>
+          <w:b w:val="0"/>
+          <w:sz w:val="21"/>
+        </w:rPr>
+        <w:t xml:space="preserve">표에서 </w:t>
+      </w:r>
+      <w:r>
+        <w:rPr>
+          <w:rFonts w:ascii="D2Coding" w:hAnsi="D2Coding" w:eastAsia="D2Coding"/>
+          <w:color w:val="C0392B"/>
+          <w:sz w:val="20"/>
+        </w:rPr>
+        <w:t>lora_B</w:t>
+      </w:r>
+      <w:r>
+        <w:rPr>
+          <w:rFonts w:ascii="맑은 고딕" w:hAnsi="맑은 고딕" w:eastAsia="맑은 고딕"/>
+          <w:b w:val="0"/>
+          <w:sz w:val="21"/>
+        </w:rPr>
+        <w:t xml:space="preserve"> 두 줄의 shape이 갈립니다. Query 쪽과 Value 쪽의 출력 차원이 원래</w:t>
+      </w:r>
+    </w:p>
+    <w:p>
+      <w:pPr>
+        <w:spacing w:after="140" w:line="360" w:lineRule="auto"/>
+      </w:pPr>
+      <w:r>
+        <w:rPr>
+          <w:rFonts w:ascii="맑은 고딕" w:hAnsi="맑은 고딕" w:eastAsia="맑은 고딕"/>
+          <w:b w:val="0"/>
+          <w:sz w:val="21"/>
+        </w:rPr>
+        <w:t>다르기 때문이고, 어댑터가 원래 레이어의 차원을 그대로 따라간다는 증거입니다.</w:t>
+      </w:r>
+    </w:p>
+    <w:p>
+      <w:pPr>
+        <w:spacing w:after="140" w:line="360" w:lineRule="auto"/>
+      </w:pPr>
+      <w:r>
+        <w:rPr>
+          <w:rFonts w:ascii="맑은 고딕" w:hAnsi="맑은 고딕" w:eastAsia="맑은 고딕"/>
+          <w:b w:val="0"/>
+          <w:sz w:val="21"/>
+        </w:rPr>
+        <w:t>어댑터가 모델 구조와 무관하게 붙는 것이 아니라는 뜻입니다.</w:t>
+      </w:r>
+    </w:p>
+    <w:p>
+      <w:pPr>
+        <w:spacing w:after="140" w:line="360" w:lineRule="auto"/>
+      </w:pPr>
+      <w:r>
+        <w:rPr>
+          <w:rFonts w:ascii="맑은 고딕" w:hAnsi="맑은 고딕" w:eastAsia="맑은 고딕"/>
+          <w:b w:val="0"/>
+          <w:sz w:val="21"/>
+        </w:rPr>
+        <w:t>이게 왜 효율적인 방법이 되는지는 학습할 때 무엇이 필요한지를 따라가 보면 보입니다.</w:t>
+      </w:r>
+    </w:p>
+    <w:p>
+      <w:pPr>
+        <w:spacing w:after="140" w:line="360" w:lineRule="auto"/>
+      </w:pPr>
+      <w:r>
+        <w:rPr>
+          <w:rFonts w:ascii="맑은 고딕" w:hAnsi="맑은 고딕" w:eastAsia="맑은 고딕"/>
+          <w:b w:val="0"/>
+          <w:sz w:val="21"/>
+        </w:rPr>
+        <w:t>학습 대상 파라미터는 값만 들고 있는 게 아니라 기울기와 옵티마이저 상태를 같이</w:t>
+      </w:r>
+    </w:p>
+    <w:p>
+      <w:pPr>
+        <w:spacing w:after="140" w:line="360" w:lineRule="auto"/>
+      </w:pPr>
+      <w:r>
+        <w:rPr>
+          <w:rFonts w:ascii="맑은 고딕" w:hAnsi="맑은 고딕" w:eastAsia="맑은 고딕"/>
+          <w:b w:val="0"/>
+          <w:sz w:val="21"/>
+        </w:rPr>
+        <w:t>들고 있어야 합니다. 학습 대상이 0.07%로 줄면 그 부담도 같이 줄고, 16GB 노트북에서</w:t>
+      </w:r>
+    </w:p>
+    <w:p>
+      <w:pPr>
+        <w:spacing w:after="140" w:line="360" w:lineRule="auto"/>
+      </w:pPr>
+      <w:r>
+        <w:rPr>
+          <w:rFonts w:ascii="맑은 고딕" w:hAnsi="맑은 고딕" w:eastAsia="맑은 고딕"/>
+          <w:b w:val="0"/>
+          <w:sz w:val="21"/>
+        </w:rPr>
+        <w:t>15억짜리 모델을 건드려 볼 수 있게 됩니다. 저장할 것도 어댑터뿐이라 원본 모델을</w:t>
+      </w:r>
+    </w:p>
+    <w:p>
+      <w:pPr>
+        <w:spacing w:after="140" w:line="360" w:lineRule="auto"/>
+      </w:pPr>
+      <w:r>
+        <w:rPr>
+          <w:rFonts w:ascii="맑은 고딕" w:hAnsi="맑은 고딕" w:eastAsia="맑은 고딕"/>
+          <w:b w:val="0"/>
+          <w:sz w:val="21"/>
+        </w:rPr>
+        <w:t>복사해 두지 않아도 됩니다. 원본이 그대로 얼어 있으니 기존 언어 능력이 무너질 걱정도</w:t>
+      </w:r>
+    </w:p>
+    <w:p>
+      <w:pPr>
+        <w:spacing w:after="140" w:line="360" w:lineRule="auto"/>
+      </w:pPr>
+      <w:r>
+        <w:rPr>
+          <w:rFonts w:ascii="맑은 고딕" w:hAnsi="맑은 고딕" w:eastAsia="맑은 고딕"/>
+          <w:b w:val="0"/>
+          <w:sz w:val="21"/>
+        </w:rPr>
+        <w:t>덜합니다.</w:t>
+      </w:r>
+    </w:p>
+    <w:p>
+      <w:pPr>
+        <w:spacing w:after="140" w:line="360" w:lineRule="auto"/>
+      </w:pPr>
+      <w:r>
+        <w:rPr>
+          <w:rFonts w:ascii="맑은 고딕" w:hAnsi="맑은 고딕" w:eastAsia="맑은 고딕"/>
+          <w:b w:val="0"/>
+          <w:sz w:val="21"/>
+        </w:rPr>
+        <w:t>2일차에 쓰는 학습 스크립트는 rank 16에 모듈 7개라 오늘 값과 다릅니다. 얼마나 붙일</w:t>
+      </w:r>
+    </w:p>
+    <w:p>
+      <w:pPr>
+        <w:spacing w:after="140" w:line="360" w:lineRule="auto"/>
+      </w:pPr>
+      <w:r>
+        <w:rPr>
+          <w:rFonts w:ascii="맑은 고딕" w:hAnsi="맑은 고딕" w:eastAsia="맑은 고딕"/>
+          <w:b w:val="0"/>
+          <w:sz w:val="21"/>
+        </w:rPr>
+        <w:t>것인가가 곧 성능과 비용을 조절하는 손잡이입니다.</w:t>
       </w:r>
     </w:p>
     <w:p>
@@ -1869,6 +4761,58 @@
           <w:sz w:val="28"/>
         </w:rPr>
         <w:t>5. SFT 적용 방향 및 다음 실습과의 연결</w:t>
+      </w:r>
+    </w:p>
+    <w:p>
+      <w:pPr>
+        <w:spacing w:after="140" w:line="360" w:lineRule="auto"/>
+      </w:pPr>
+      <w:r>
+        <w:rPr>
+          <w:rFonts w:ascii="맑은 고딕" w:hAnsi="맑은 고딕" w:eastAsia="맑은 고딕"/>
+          <w:b w:val="0"/>
+          <w:sz w:val="21"/>
+        </w:rPr>
+        <w:t>SFT는 질문과 정답 쌍을 주고 이렇게 답하라를 가르치는 지도 학습입니다. 메우려는 것이</w:t>
+      </w:r>
+    </w:p>
+    <w:p>
+      <w:pPr>
+        <w:spacing w:after="140" w:line="360" w:lineRule="auto"/>
+      </w:pPr>
+      <w:r>
+        <w:rPr>
+          <w:rFonts w:ascii="맑은 고딕" w:hAnsi="맑은 고딕" w:eastAsia="맑은 고딕"/>
+          <w:b w:val="0"/>
+          <w:sz w:val="21"/>
+        </w:rPr>
+        <w:t>1절의 네 간극 중 앞의 둘입니다. 지식의 간극은 검색으로도 메울 수 있지만, 표현의</w:t>
+      </w:r>
+    </w:p>
+    <w:p>
+      <w:pPr>
+        <w:spacing w:after="140" w:line="360" w:lineRule="auto"/>
+      </w:pPr>
+      <w:r>
+        <w:rPr>
+          <w:rFonts w:ascii="맑은 고딕" w:hAnsi="맑은 고딕" w:eastAsia="맑은 고딕"/>
+          <w:b w:val="0"/>
+          <w:sz w:val="21"/>
+        </w:rPr>
+        <w:t>간극은 검색으로 잘 안 됩니다. 근거를 던져 줘도 우리 회사 방식으로 정리해서 답하는</w:t>
+      </w:r>
+    </w:p>
+    <w:p>
+      <w:pPr>
+        <w:spacing w:after="140" w:line="360" w:lineRule="auto"/>
+      </w:pPr>
+      <w:r>
+        <w:rPr>
+          <w:rFonts w:ascii="맑은 고딕" w:hAnsi="맑은 고딕" w:eastAsia="맑은 고딕"/>
+          <w:b w:val="0"/>
+          <w:sz w:val="21"/>
+        </w:rPr>
+        <w:t>것은 별개의 능력이기 때문입니다.</w:t>
       </w:r>
     </w:p>
     <w:p>
@@ -2005,7 +4949,7 @@
                 <w:b w:val="0"/>
                 <w:sz w:val="19"/>
               </w:rPr>
-              <w:t>바뀌는 것</w:t>
+              <w:t>지식이 있는 곳</w:t>
             </w:r>
           </w:p>
         </w:tc>
@@ -2024,7 +4968,7 @@
                 <w:b w:val="0"/>
                 <w:sz w:val="19"/>
               </w:rPr>
-              <w:t>인덱스 안의 문서</w:t>
+              <w:t>모델 밖의 인덱스</w:t>
             </w:r>
           </w:p>
         </w:tc>
@@ -2043,7 +4987,7 @@
                 <w:b w:val="0"/>
                 <w:sz w:val="19"/>
               </w:rPr>
-              <w:t>모델의 응답 방식</w:t>
+              <w:t>모델 안의 어댑터 가중치</w:t>
             </w:r>
           </w:p>
         </w:tc>
@@ -2064,7 +5008,7 @@
                 <w:b w:val="0"/>
                 <w:sz w:val="19"/>
               </w:rPr>
-              <w:t>최신 규정 반영</w:t>
+              <w:t>지식이 들어가는 때</w:t>
             </w:r>
           </w:p>
         </w:tc>
@@ -2083,7 +5027,7 @@
                 <w:b w:val="0"/>
                 <w:sz w:val="19"/>
               </w:rPr>
-              <w:t>문서만 갈아 끼우면 됨</w:t>
+              <w:t>질문할 때마다</w:t>
             </w:r>
           </w:p>
         </w:tc>
@@ -2102,7 +5046,7 @@
                 <w:b w:val="0"/>
                 <w:sz w:val="19"/>
               </w:rPr>
-              <w:t>다시 학습해야 함</w:t>
+              <w:t>학습할 때 한 번</w:t>
             </w:r>
           </w:p>
         </w:tc>
@@ -2123,7 +5067,125 @@
                 <w:b w:val="0"/>
                 <w:sz w:val="19"/>
               </w:rPr>
-              <w:t>답변 형식 고정</w:t>
+              <w:t>갱신 비용</w:t>
+            </w:r>
+          </w:p>
+        </w:tc>
+        <w:tc>
+          <w:tcPr>
+            <w:tcW w:type="dxa" w:w="3024"/>
+          </w:tcPr>
+          <w:p>
+            <w:pPr>
+              <w:spacing w:after="40"/>
+            </w:pPr>
+            <w:r/>
+            <w:r>
+              <w:rPr>
+                <w:rFonts w:ascii="맑은 고딕" w:hAnsi="맑은 고딕" w:eastAsia="맑은 고딕"/>
+                <w:b w:val="0"/>
+                <w:sz w:val="19"/>
+              </w:rPr>
+              <w:t>문서 고치고 다시 임베딩</w:t>
+            </w:r>
+          </w:p>
+        </w:tc>
+        <w:tc>
+          <w:tcPr>
+            <w:tcW w:type="dxa" w:w="3024"/>
+          </w:tcPr>
+          <w:p>
+            <w:pPr>
+              <w:spacing w:after="40"/>
+            </w:pPr>
+            <w:r/>
+            <w:r>
+              <w:rPr>
+                <w:rFonts w:ascii="맑은 고딕" w:hAnsi="맑은 고딕" w:eastAsia="맑은 고딕"/>
+                <w:b w:val="0"/>
+                <w:sz w:val="19"/>
+              </w:rPr>
+              <w:t>다시 학습</w:t>
+            </w:r>
+          </w:p>
+        </w:tc>
+      </w:tr>
+      <w:tr>
+        <w:tc>
+          <w:tcPr>
+            <w:tcW w:type="dxa" w:w="3024"/>
+          </w:tcPr>
+          <w:p>
+            <w:pPr>
+              <w:spacing w:after="40"/>
+            </w:pPr>
+            <w:r/>
+            <w:r>
+              <w:rPr>
+                <w:rFonts w:ascii="맑은 고딕" w:hAnsi="맑은 고딕" w:eastAsia="맑은 고딕"/>
+                <w:b w:val="0"/>
+                <w:sz w:val="19"/>
+              </w:rPr>
+              <w:t>근거 추적</w:t>
+            </w:r>
+          </w:p>
+        </w:tc>
+        <w:tc>
+          <w:tcPr>
+            <w:tcW w:type="dxa" w:w="3024"/>
+          </w:tcPr>
+          <w:p>
+            <w:pPr>
+              <w:spacing w:after="40"/>
+            </w:pPr>
+            <w:r/>
+            <w:r>
+              <w:rPr>
+                <w:rFonts w:ascii="맑은 고딕" w:hAnsi="맑은 고딕" w:eastAsia="맑은 고딕"/>
+                <w:b w:val="0"/>
+                <w:sz w:val="19"/>
+              </w:rPr>
+              <w:t>검색된 문서 id를 그대로 제시</w:t>
+            </w:r>
+          </w:p>
+        </w:tc>
+        <w:tc>
+          <w:tcPr>
+            <w:tcW w:type="dxa" w:w="3024"/>
+          </w:tcPr>
+          <w:p>
+            <w:pPr>
+              <w:spacing w:after="40"/>
+            </w:pPr>
+            <w:r/>
+            <w:r>
+              <w:rPr>
+                <w:rFonts w:ascii="맑은 고딕" w:hAnsi="맑은 고딕" w:eastAsia="맑은 고딕"/>
+                <w:b w:val="0"/>
+                <w:sz w:val="19"/>
+              </w:rPr>
+              <w:t>답만 나와서 출처를 못 댐</w:t>
+            </w:r>
+          </w:p>
+        </w:tc>
+      </w:tr>
+      <w:tr>
+        <w:tc>
+          <w:tcPr>
+            <w:tcW w:type="dxa" w:w="3024"/>
+          </w:tcPr>
+          <w:p>
+            <w:pPr>
+              <w:spacing w:after="40"/>
+            </w:pPr>
+            <w:r/>
+            <w:r>
+              <w:rPr>
+                <w:rFonts w:ascii="맑은 고딕" w:hAnsi="맑은 고딕" w:eastAsia="맑은 고딕"/>
+                <w:b w:val="0"/>
+                <w:sz w:val="19"/>
+              </w:rPr>
+              <w:t>답변 형식 제어</w:t>
             </w:r>
           </w:p>
         </w:tc>
@@ -2182,7 +5244,7 @@
                 <w:b w:val="0"/>
                 <w:sz w:val="19"/>
               </w:rPr>
-              <w:t>모르는 질문 처리</w:t>
+              <w:t>맞는 지식</w:t>
             </w:r>
           </w:p>
         </w:tc>
@@ -2201,7 +5263,7 @@
                 <w:b w:val="0"/>
                 <w:sz w:val="19"/>
               </w:rPr>
-              <w:t>근거 없음을 알려 줄 수 있음</w:t>
+              <w:t>자주 바뀌는 것</w:t>
             </w:r>
           </w:p>
         </w:tc>
@@ -2220,7 +5282,7 @@
                 <w:b w:val="0"/>
                 <w:sz w:val="19"/>
               </w:rPr>
-              <w:t>확인 안내를 태도로 배움</w:t>
+              <w:t>잘 안 바뀌는 것</w:t>
             </w:r>
           </w:p>
         </w:tc>
@@ -2230,6 +5292,32 @@
       <w:pPr>
         <w:spacing w:after="80"/>
       </w:pPr>
+    </w:p>
+    <w:p>
+      <w:pPr>
+        <w:spacing w:after="140" w:line="360" w:lineRule="auto"/>
+      </w:pPr>
+      <w:r>
+        <w:rPr>
+          <w:rFonts w:ascii="맑은 고딕" w:hAnsi="맑은 고딕" w:eastAsia="맑은 고딕"/>
+          <w:b w:val="0"/>
+          <w:sz w:val="21"/>
+        </w:rPr>
+        <w:t>둘은 대체재가 아니라 층이 다릅니다. 잘 안 바뀌는 사규와 어투는 학습으로 넣고, 자주</w:t>
+      </w:r>
+    </w:p>
+    <w:p>
+      <w:pPr>
+        <w:spacing w:after="140" w:line="360" w:lineRule="auto"/>
+      </w:pPr>
+      <w:r>
+        <w:rPr>
+          <w:rFonts w:ascii="맑은 고딕" w:hAnsi="맑은 고딕" w:eastAsia="맑은 고딕"/>
+          <w:b w:val="0"/>
+          <w:sz w:val="21"/>
+        </w:rPr>
+        <w:t>바뀌는 한도와 공지는 검색으로 두는 것이 실전 배치라고 이해했습니다.</w:t>
+      </w:r>
     </w:p>
     <w:p>
       <w:pPr>
@@ -2322,7 +5410,7 @@
           <w:b w:val="0"/>
           <w:sz w:val="21"/>
         </w:rPr>
-        <w:t>확인이 필요하다고 안내할 것. 기업의 Knowledge Asset과 업무 요구사항을 이렇게 문답</w:t>
+        <w:t>확인이 필요하다고 안내할 것. 오늘 검색용으로 쓴 문서를 이런 문답 형태로 바꿔 놓은</w:t>
       </w:r>
     </w:p>
     <w:p>
@@ -2335,7 +5423,46 @@
           <w:b w:val="0"/>
           <w:sz w:val="21"/>
         </w:rPr>
-        <w:t>형태로 바꿔 놓은 것이 SFT Dataset입니다.</w:t>
+        <w:t>것이 SFT Dataset입니다.</w:t>
+      </w:r>
+    </w:p>
+    <w:p>
+      <w:pPr>
+        <w:spacing w:after="140" w:line="360" w:lineRule="auto"/>
+      </w:pPr>
+      <w:r>
+        <w:rPr>
+          <w:rFonts w:ascii="맑은 고딕" w:hAnsi="맑은 고딕" w:eastAsia="맑은 고딕"/>
+          <w:b w:val="0"/>
+          <w:sz w:val="21"/>
+        </w:rPr>
+        <w:t>실제로 돈이 드는 자리는 LoRA 설정이 아니라 이 가공 단계일 것 같습니다. 어떤 질문이</w:t>
+      </w:r>
+    </w:p>
+    <w:p>
+      <w:pPr>
+        <w:spacing w:after="140" w:line="360" w:lineRule="auto"/>
+      </w:pPr>
+      <w:r>
+        <w:rPr>
+          <w:rFonts w:ascii="맑은 고딕" w:hAnsi="맑은 고딕" w:eastAsia="맑은 고딕"/>
+          <w:b w:val="0"/>
+          <w:sz w:val="21"/>
+        </w:rPr>
+        <w:t>들어오는지 모으고, 어떤 순서로 답할지 정하고, 정답을 사람이 검수해야 데이터가 됩니다.</w:t>
+      </w:r>
+    </w:p>
+    <w:p>
+      <w:pPr>
+        <w:spacing w:after="140" w:line="360" w:lineRule="auto"/>
+      </w:pPr>
+      <w:r>
+        <w:rPr>
+          <w:rFonts w:ascii="맑은 고딕" w:hAnsi="맑은 고딕" w:eastAsia="맑은 고딕"/>
+          <w:b w:val="0"/>
+          <w:sz w:val="21"/>
+        </w:rPr>
+        <w:t>이번 실습은 그 단계가 이미 끝난 채로 제공되어서 학습과 평가에만 집중할 수 있었습니다.</w:t>
       </w:r>
     </w:p>
     <w:p>
@@ -2945,7 +6072,7 @@
           <w:b w:val="0"/>
           <w:sz w:val="21"/>
         </w:rPr>
-        <w:t>LoRA 쪽은 아직 반만 이해했습니다. 학습 대상이 0.07%로 줄어든다는 건 숫자로 봤는데,</w:t>
+        <w:t>가장 다르게 보게 된 것은 데이터 통제 쪽입니다. 처음에는 sLLM을 쓰는 이유가 비용이라고</w:t>
       </w:r>
     </w:p>
     <w:p>
@@ -2958,7 +6085,46 @@
           <w:b w:val="0"/>
           <w:sz w:val="21"/>
         </w:rPr>
-        <w:t xml:space="preserve">왜 하필 </w:t>
+        <w:t>생각했는데, 임베딩까지 로컬로 돌려 놓고 보니 비용보다 통로 문제였습니다. 성능은</w:t>
+      </w:r>
+    </w:p>
+    <w:p>
+      <w:pPr>
+        <w:spacing w:after="140" w:line="360" w:lineRule="auto"/>
+      </w:pPr>
+      <w:r>
+        <w:rPr>
+          <w:rFonts w:ascii="맑은 고딕" w:hAnsi="맑은 고딕" w:eastAsia="맑은 고딕"/>
+          <w:b w:val="0"/>
+          <w:sz w:val="21"/>
+        </w:rPr>
+        <w:t>나중에 더 좋은 모델로 갈아 끼우면 되지만, 한 번 나간 데이터는 되돌릴 수 없습니다.</w:t>
+      </w:r>
+    </w:p>
+    <w:p>
+      <w:pPr>
+        <w:spacing w:after="140" w:line="360" w:lineRule="auto"/>
+      </w:pPr>
+      <w:r>
+        <w:rPr>
+          <w:rFonts w:ascii="맑은 고딕" w:hAnsi="맑은 고딕" w:eastAsia="맑은 고딕"/>
+          <w:b w:val="0"/>
+          <w:sz w:val="21"/>
+        </w:rPr>
+        <w:t>LoRA 쪽은 아직 반만 이해했습니다. 학습 대상이 0.07%로 줄어든다는 건 숫자로 봤고</w:t>
+      </w:r>
+    </w:p>
+    <w:p>
+      <w:pPr>
+        <w:spacing w:after="140" w:line="360" w:lineRule="auto"/>
+      </w:pPr>
+      <w:r>
+        <w:rPr>
+          <w:rFonts w:ascii="맑은 고딕" w:hAnsi="맑은 고딕" w:eastAsia="맑은 고딕"/>
+          <w:b w:val="0"/>
+          <w:sz w:val="21"/>
+        </w:rPr>
+        <w:t xml:space="preserve">레이어당 38,912개라는 것도 손으로 검산했는데, 왜 하필 </w:t>
       </w:r>
       <w:r>
         <w:rPr>
@@ -2990,7 +6156,7 @@
           <w:b w:val="0"/>
           <w:sz w:val="21"/>
         </w:rPr>
-        <w:t xml:space="preserve"> 인지, rank 8 → 16이 결과를 얼마나 바꾸는지는 모릅니다.</w:t>
+        <w:t xml:space="preserve"> 인지,</w:t>
       </w:r>
     </w:p>
     <w:p>
@@ -3003,7 +6169,20 @@
           <w:b w:val="0"/>
           <w:sz w:val="21"/>
         </w:rPr>
-        <w:t>2일차에 rank 16으로 실제 학습을 돌려 보면 조금 더 보일 것 같습니다.</w:t>
+        <w:t>rank 8 → 16이 결과를 얼마나 바꾸는지는 모릅니다. 2일차에 rank 16으로 실제 학습을</w:t>
+      </w:r>
+    </w:p>
+    <w:p>
+      <w:pPr>
+        <w:spacing w:after="140" w:line="360" w:lineRule="auto"/>
+      </w:pPr>
+      <w:r>
+        <w:rPr>
+          <w:rFonts w:ascii="맑은 고딕" w:hAnsi="맑은 고딕" w:eastAsia="맑은 고딕"/>
+          <w:b w:val="0"/>
+          <w:sz w:val="21"/>
+        </w:rPr>
+        <w:t>돌려 보면 조금 더 보일 것 같습니다.</w:t>
       </w:r>
     </w:p>
     <w:p>
